--- a/docs/Betriebshandbuch.docx
+++ b/docs/Betriebshandbuch.docx
@@ -48,7 +48,7 @@
           <w:sz w:val="22"/>
           <w:szCs w:val="22"/>
         </w:rPr>
-        <w:t xml:space="preserve">Version 1.0</w:t>
+        <w:t xml:space="preserve">Version 1.1</w:t>
       </w:r>
     </w:p>
     <w:p>
@@ -96,41 +96,7 @@
           <w:sz w:val="22"/>
           <w:szCs w:val="22"/>
         </w:rPr>
-        <w:t xml:space="preserve">Dieses Handbuch richtet sich an zwei Zielgruppen:</w:t>
-      </w:r>
-    </w:p>
-    <w:p>
-      <w:pPr>
-        <w:pStyle w:val="ListParagraph"/>
-        <w:numPr>
-          <w:ilvl w:val="0"/>
-          <w:numId w:val="2"/>
-        </w:numPr>
-      </w:pPr>
-      <w:r>
-        <w:rPr>
-          <w:rFonts w:ascii="Calibri" w:cs="Calibri" w:eastAsia="Calibri" w:hAnsi="Calibri"/>
-          <w:sz w:val="22"/>
-          <w:szCs w:val="22"/>
-        </w:rPr>
-        <w:t xml:space="preserve">Technische Abschnitte (markiert mit [ TECHNISCHER ABSCHNITT ]) erfordern Linux- und Docker-Kenntnisse und sind für den Entwickler/Betreiber bestimmt.</w:t>
-      </w:r>
-    </w:p>
-    <w:p>
-      <w:pPr>
-        <w:pStyle w:val="ListParagraph"/>
-        <w:numPr>
-          <w:ilvl w:val="0"/>
-          <w:numId w:val="2"/>
-        </w:numPr>
-      </w:pPr>
-      <w:r>
-        <w:rPr>
-          <w:rFonts w:ascii="Calibri" w:cs="Calibri" w:eastAsia="Calibri" w:hAnsi="Calibri"/>
-          <w:sz w:val="22"/>
-          <w:szCs w:val="22"/>
-        </w:rPr>
-        <w:t xml:space="preserve">Admin-Abschnitte sind für die zuständige Person der Kirchgemeinde ohne Programmierkenntnisse verständlich — es genügt ein Browser und der Zugang zum Admin-Bereich.</w:t>
+        <w:t xml:space="preserve">Technische Abschnitte (markiert mit [ TECHNISCHER ABSCHNITT ]) erfordern Linux/GPG-Kenntnisse. Admin-Abschnitte sind ohne Programmierkenntnisse verständlich.</w:t>
       </w:r>
     </w:p>
     <w:p>
@@ -171,7 +137,7 @@
           <w:sz w:val="22"/>
           <w:szCs w:val="22"/>
         </w:rPr>
-        <w:t xml:space="preserve">Das kirchliche Planungs- und Reservationssystem läuft auf einem virtuellen Server (VPS) bei Infomaniak in der Schweiz. Es ist über jeden Browser erreichbar — kein separates Programm muss installiert werden.</w:t>
+        <w:t xml:space="preserve">Das System läuft auf einem virtuellen Server (VPS) bei Infomaniak in der Schweiz und ist über jeden Browser erreichbar.</w:t>
       </w:r>
     </w:p>
     <w:p>
@@ -222,7 +188,6 @@
                 <w:rFonts w:ascii="Calibri" w:cs="Calibri" w:eastAsia="Calibri" w:hAnsi="Calibri"/>
                 <w:b/>
                 <w:bCs/>
-                <w:color w:val="000000"/>
                 <w:sz w:val="20"/>
                 <w:szCs w:val="20"/>
               </w:rPr>
@@ -253,7 +218,6 @@
                 <w:rFonts w:ascii="Calibri" w:cs="Calibri" w:eastAsia="Calibri" w:hAnsi="Calibri"/>
                 <w:b/>
                 <w:bCs/>
-                <w:color w:val="000000"/>
                 <w:sz w:val="20"/>
                 <w:szCs w:val="20"/>
               </w:rPr>
@@ -286,7 +250,6 @@
                 <w:rFonts w:ascii="Calibri" w:cs="Calibri" w:eastAsia="Calibri" w:hAnsi="Calibri"/>
                 <w:b w:val="false"/>
                 <w:bCs w:val="false"/>
-                <w:color w:val="000000"/>
                 <w:sz w:val="20"/>
                 <w:szCs w:val="20"/>
               </w:rPr>
@@ -317,7 +280,6 @@
                 <w:rFonts w:ascii="Calibri" w:cs="Calibri" w:eastAsia="Calibri" w:hAnsi="Calibri"/>
                 <w:b w:val="false"/>
                 <w:bCs w:val="false"/>
-                <w:color w:val="000000"/>
                 <w:sz w:val="20"/>
                 <w:szCs w:val="20"/>
               </w:rPr>
@@ -350,7 +312,6 @@
                 <w:rFonts w:ascii="Calibri" w:cs="Calibri" w:eastAsia="Calibri" w:hAnsi="Calibri"/>
                 <w:b w:val="false"/>
                 <w:bCs w:val="false"/>
-                <w:color w:val="000000"/>
                 <w:sz w:val="20"/>
                 <w:szCs w:val="20"/>
               </w:rPr>
@@ -381,7 +342,6 @@
                 <w:rFonts w:ascii="Calibri" w:cs="Calibri" w:eastAsia="Calibri" w:hAnsi="Calibri"/>
                 <w:b w:val="false"/>
                 <w:bCs w:val="false"/>
-                <w:color w:val="000000"/>
                 <w:sz w:val="20"/>
                 <w:szCs w:val="20"/>
               </w:rPr>
@@ -414,7 +374,6 @@
                 <w:rFonts w:ascii="Calibri" w:cs="Calibri" w:eastAsia="Calibri" w:hAnsi="Calibri"/>
                 <w:b w:val="false"/>
                 <w:bCs w:val="false"/>
-                <w:color w:val="000000"/>
                 <w:sz w:val="20"/>
                 <w:szCs w:val="20"/>
               </w:rPr>
@@ -445,7 +404,6 @@
                 <w:rFonts w:ascii="Calibri" w:cs="Calibri" w:eastAsia="Calibri" w:hAnsi="Calibri"/>
                 <w:b w:val="false"/>
                 <w:bCs w:val="false"/>
-                <w:color w:val="000000"/>
                 <w:sz w:val="20"/>
                 <w:szCs w:val="20"/>
               </w:rPr>
@@ -478,7 +436,6 @@
                 <w:rFonts w:ascii="Calibri" w:cs="Calibri" w:eastAsia="Calibri" w:hAnsi="Calibri"/>
                 <w:b w:val="false"/>
                 <w:bCs w:val="false"/>
-                <w:color w:val="000000"/>
                 <w:sz w:val="20"/>
                 <w:szCs w:val="20"/>
               </w:rPr>
@@ -509,7 +466,6 @@
                 <w:rFonts w:ascii="Calibri" w:cs="Calibri" w:eastAsia="Calibri" w:hAnsi="Calibri"/>
                 <w:b w:val="false"/>
                 <w:bCs w:val="false"/>
-                <w:color w:val="000000"/>
                 <w:sz w:val="20"/>
                 <w:szCs w:val="20"/>
               </w:rPr>
@@ -542,7 +498,6 @@
                 <w:rFonts w:ascii="Calibri" w:cs="Calibri" w:eastAsia="Calibri" w:hAnsi="Calibri"/>
                 <w:b w:val="false"/>
                 <w:bCs w:val="false"/>
-                <w:color w:val="000000"/>
                 <w:sz w:val="20"/>
                 <w:szCs w:val="20"/>
               </w:rPr>
@@ -573,7 +528,6 @@
                 <w:rFonts w:ascii="Calibri" w:cs="Calibri" w:eastAsia="Calibri" w:hAnsi="Calibri"/>
                 <w:b w:val="false"/>
                 <w:bCs w:val="false"/>
-                <w:color w:val="000000"/>
                 <w:sz w:val="20"/>
                 <w:szCs w:val="20"/>
               </w:rPr>
@@ -624,15 +578,7 @@
           <w:sz w:val="18"/>
           <w:szCs w:val="18"/>
         </w:rPr>
-        <w:t xml:space="preserve">[ TECHNISCHER ABSCHNITT — erfordert Linux/Docker-Kenntnisse ]</w:t>
-      </w:r>
-    </w:p>
-    <w:p>
-      <w:pPr>
-        <w:spacing w:after="80"/>
-      </w:pPr>
-      <w:r>
-        <w:t xml:space="preserve"/>
+        <w:t xml:space="preserve">[ TECHNISCHER ABSCHNITT — erfordert Linux/GPG-Kenntnisse ]</w:t>
       </w:r>
     </w:p>
     <w:p>
@@ -759,7 +705,7 @@
           <w:sz w:val="22"/>
           <w:szCs w:val="22"/>
         </w:rPr>
-        <w:t xml:space="preserve">Als root einloggen und System aktualisieren:</w:t>
+        <w:t xml:space="preserve">System aktualisieren:</w:t>
       </w:r>
     </w:p>
     <w:p>
@@ -791,7 +737,7 @@
           <w:sz w:val="22"/>
           <w:szCs w:val="22"/>
         </w:rPr>
-        <w:t xml:space="preserve">Docker installieren (offizielle Anleitung):</w:t>
+        <w:t xml:space="preserve">Docker installieren:</w:t>
       </w:r>
     </w:p>
     <w:p>
@@ -838,7 +784,7 @@
           <w:sz w:val="22"/>
           <w:szCs w:val="22"/>
         </w:rPr>
-        <w:t xml:space="preserve">Certbot für Let's Encrypt installieren:</w:t>
+        <w:t xml:space="preserve">Certbot installieren:</w:t>
       </w:r>
     </w:p>
     <w:p>
@@ -854,6 +800,38 @@
           <w:szCs w:val="20"/>
         </w:rPr>
         <w:t xml:space="preserve">apt install certbot python3-certbot-nginx -y</w:t>
+      </w:r>
+    </w:p>
+    <w:p>
+      <w:pPr>
+        <w:pStyle w:val="ListParagraph"/>
+        <w:numPr>
+          <w:ilvl w:val="0"/>
+          <w:numId w:val="3"/>
+        </w:numPr>
+      </w:pPr>
+      <w:r>
+        <w:rPr>
+          <w:rFonts w:ascii="Calibri" w:cs="Calibri" w:eastAsia="Calibri" w:hAnsi="Calibri"/>
+          <w:sz w:val="22"/>
+          <w:szCs w:val="22"/>
+        </w:rPr>
+        <w:t xml:space="preserve">GPG installieren (für Backup-Verschlüsselung):</w:t>
+      </w:r>
+    </w:p>
+    <w:p>
+      <w:pPr>
+        <w:shd w:fill="F0F0F0" w:val="clear"/>
+        <w:spacing w:after="40"/>
+        <w:ind w:left="480"/>
+      </w:pPr>
+      <w:r>
+        <w:rPr>
+          <w:rFonts w:ascii="Courier New" w:cs="Courier New" w:eastAsia="Courier New" w:hAnsi="Courier New"/>
+          <w:sz w:val="20"/>
+          <w:szCs w:val="20"/>
+        </w:rPr>
+        <w:t xml:space="preserve">apt install gnupg2 -y</w:t>
       </w:r>
     </w:p>
     <w:p>
@@ -972,7 +950,7 @@
           <w:sz w:val="20"/>
           <w:szCs w:val="20"/>
         </w:rPr>
-        <w:t xml:space="preserve">nano .env   # Alle Werte ausfüllen (DB-Passwort, SECRET_KEY, Domain, GPG-Key)</w:t>
+        <w:t xml:space="preserve">nano .env</w:t>
       </w:r>
     </w:p>
     <w:p>
@@ -992,7 +970,7 @@
           <w:sz w:val="20"/>
           <w:szCs w:val="20"/>
         </w:rPr>
-        <w:t xml:space="preserve">⚠ SECRET_KEY muss ein zufälliger String sein. Generieren mit: python3 -c "import secrets; print(secrets.token_hex(32))"</w:t>
+        <w:t xml:space="preserve">⚠ SECRET_KEY muss ein zufälliger String sein: python3 -c "import secrets; print(secrets.token_hex(32))"</w:t>
       </w:r>
     </w:p>
     <w:p>
@@ -1073,7 +1051,7 @@
           <w:sz w:val="22"/>
           <w:szCs w:val="22"/>
         </w:rPr>
-        <w:t xml:space="preserve">TLS-Zertifikat ausstellen:</w:t>
+        <w:t xml:space="preserve">TLS-Zertifikat:</w:t>
       </w:r>
     </w:p>
     <w:p>
@@ -1105,7 +1083,7 @@
           <w:sz w:val="22"/>
           <w:szCs w:val="22"/>
         </w:rPr>
-        <w:t xml:space="preserve">Smoke-Test: Browser öffnen → https://kirchenplanung.example.ch → Login-Seite muss erscheinen</w:t>
+        <w:t xml:space="preserve">Smoke-Test: Browser → https://kirchenplanung.example.ch → Login-Seite erscheint</w:t>
       </w:r>
     </w:p>
     <w:p>
@@ -1146,20 +1124,7 @@
           <w:sz w:val="18"/>
           <w:szCs w:val="18"/>
         </w:rPr>
-        <w:t xml:space="preserve">[ TECHNISCHER ABSCHNITT — erfordert Linux/Docker-Kenntnisse ]</w:t>
-      </w:r>
-    </w:p>
-    <w:p>
-      <w:pPr>
-        <w:spacing w:after="120"/>
-      </w:pPr>
-      <w:r>
-        <w:rPr>
-          <w:rFonts w:ascii="Calibri" w:cs="Calibri" w:eastAsia="Calibri" w:hAnsi="Calibri"/>
-          <w:sz w:val="22"/>
-          <w:szCs w:val="22"/>
-        </w:rPr>
-        <w:t xml:space="preserve">Der erste Admin-Benutzer wird direkt über die API oder ein Initialisierungsskript erstellt (kein UI-Weg, da noch kein Admin existiert):</w:t>
+        <w:t xml:space="preserve">[ TECHNISCHER ABSCHNITT — erfordert Linux/GPG-Kenntnisse ]</w:t>
       </w:r>
     </w:p>
     <w:p>
@@ -1189,37 +1154,7 @@
           <w:sz w:val="20"/>
           <w:szCs w:val="20"/>
         </w:rPr>
-        <w:t xml:space="preserve">  --email admin@kirchgemeinde.ch \</w:t>
-      </w:r>
-    </w:p>
-    <w:p>
-      <w:pPr>
-        <w:shd w:fill="F0F0F0" w:val="clear"/>
-        <w:spacing w:after="40"/>
-        <w:ind w:left="480"/>
-      </w:pPr>
-      <w:r>
-        <w:rPr>
-          <w:rFonts w:ascii="Courier New" w:cs="Courier New" w:eastAsia="Courier New" w:hAnsi="Courier New"/>
-          <w:sz w:val="20"/>
-          <w:szCs w:val="20"/>
-        </w:rPr>
-        <w:t xml:space="preserve">  --name "Vorname Nachname" \</w:t>
-      </w:r>
-    </w:p>
-    <w:p>
-      <w:pPr>
-        <w:shd w:fill="F0F0F0" w:val="clear"/>
-        <w:spacing w:after="40"/>
-        <w:ind w:left="480"/>
-      </w:pPr>
-      <w:r>
-        <w:rPr>
-          <w:rFonts w:ascii="Courier New" w:cs="Courier New" w:eastAsia="Courier New" w:hAnsi="Courier New"/>
-          <w:sz w:val="20"/>
-          <w:szCs w:val="20"/>
-        </w:rPr>
-        <w:t xml:space="preserve">  --password "SicheresPasswort"</w:t>
+        <w:t xml:space="preserve">  --email admin@kirchgemeinde.ch --name "Vorname Name" --password "Passwort"</w:t>
       </w:r>
     </w:p>
     <w:p>
@@ -1329,7 +1264,6 @@
                 <w:rFonts w:ascii="Calibri" w:cs="Calibri" w:eastAsia="Calibri" w:hAnsi="Calibri"/>
                 <w:b/>
                 <w:bCs/>
-                <w:color w:val="000000"/>
                 <w:sz w:val="20"/>
                 <w:szCs w:val="20"/>
               </w:rPr>
@@ -1360,7 +1294,6 @@
                 <w:rFonts w:ascii="Calibri" w:cs="Calibri" w:eastAsia="Calibri" w:hAnsi="Calibri"/>
                 <w:b/>
                 <w:bCs/>
-                <w:color w:val="000000"/>
                 <w:sz w:val="20"/>
                 <w:szCs w:val="20"/>
               </w:rPr>
@@ -1391,7 +1324,6 @@
                 <w:rFonts w:ascii="Calibri" w:cs="Calibri" w:eastAsia="Calibri" w:hAnsi="Calibri"/>
                 <w:b/>
                 <w:bCs/>
-                <w:color w:val="000000"/>
                 <w:sz w:val="20"/>
                 <w:szCs w:val="20"/>
               </w:rPr>
@@ -1422,7 +1354,6 @@
                 <w:rFonts w:ascii="Calibri" w:cs="Calibri" w:eastAsia="Calibri" w:hAnsi="Calibri"/>
                 <w:b/>
                 <w:bCs/>
-                <w:color w:val="000000"/>
                 <w:sz w:val="20"/>
                 <w:szCs w:val="20"/>
               </w:rPr>
@@ -1455,7 +1386,6 @@
                 <w:rFonts w:ascii="Calibri" w:cs="Calibri" w:eastAsia="Calibri" w:hAnsi="Calibri"/>
                 <w:b w:val="false"/>
                 <w:bCs w:val="false"/>
-                <w:color w:val="000000"/>
                 <w:sz w:val="20"/>
                 <w:szCs w:val="20"/>
               </w:rPr>
@@ -1486,7 +1416,6 @@
                 <w:rFonts w:ascii="Calibri" w:cs="Calibri" w:eastAsia="Calibri" w:hAnsi="Calibri"/>
                 <w:b w:val="false"/>
                 <w:bCs w:val="false"/>
-                <w:color w:val="000000"/>
                 <w:sz w:val="20"/>
                 <w:szCs w:val="20"/>
               </w:rPr>
@@ -1517,7 +1446,6 @@
                 <w:rFonts w:ascii="Calibri" w:cs="Calibri" w:eastAsia="Calibri" w:hAnsi="Calibri"/>
                 <w:b w:val="false"/>
                 <w:bCs w:val="false"/>
-                <w:color w:val="000000"/>
                 <w:sz w:val="20"/>
                 <w:szCs w:val="20"/>
               </w:rPr>
@@ -1548,7 +1476,6 @@
                 <w:rFonts w:ascii="Calibri" w:cs="Calibri" w:eastAsia="Calibri" w:hAnsi="Calibri"/>
                 <w:b w:val="false"/>
                 <w:bCs w:val="false"/>
-                <w:color w:val="000000"/>
                 <w:sz w:val="20"/>
                 <w:szCs w:val="20"/>
               </w:rPr>
@@ -1581,7 +1508,6 @@
                 <w:rFonts w:ascii="Calibri" w:cs="Calibri" w:eastAsia="Calibri" w:hAnsi="Calibri"/>
                 <w:b w:val="false"/>
                 <w:bCs w:val="false"/>
-                <w:color w:val="000000"/>
                 <w:sz w:val="20"/>
                 <w:szCs w:val="20"/>
               </w:rPr>
@@ -1612,7 +1538,6 @@
                 <w:rFonts w:ascii="Calibri" w:cs="Calibri" w:eastAsia="Calibri" w:hAnsi="Calibri"/>
                 <w:b w:val="false"/>
                 <w:bCs w:val="false"/>
-                <w:color w:val="000000"/>
                 <w:sz w:val="20"/>
                 <w:szCs w:val="20"/>
               </w:rPr>
@@ -1643,7 +1568,6 @@
                 <w:rFonts w:ascii="Calibri" w:cs="Calibri" w:eastAsia="Calibri" w:hAnsi="Calibri"/>
                 <w:b w:val="false"/>
                 <w:bCs w:val="false"/>
-                <w:color w:val="000000"/>
                 <w:sz w:val="20"/>
                 <w:szCs w:val="20"/>
               </w:rPr>
@@ -1674,7 +1598,6 @@
                 <w:rFonts w:ascii="Calibri" w:cs="Calibri" w:eastAsia="Calibri" w:hAnsi="Calibri"/>
                 <w:b w:val="false"/>
                 <w:bCs w:val="false"/>
-                <w:color w:val="000000"/>
                 <w:sz w:val="20"/>
                 <w:szCs w:val="20"/>
               </w:rPr>
@@ -1707,7 +1630,6 @@
                 <w:rFonts w:ascii="Calibri" w:cs="Calibri" w:eastAsia="Calibri" w:hAnsi="Calibri"/>
                 <w:b w:val="false"/>
                 <w:bCs w:val="false"/>
-                <w:color w:val="000000"/>
                 <w:sz w:val="20"/>
                 <w:szCs w:val="20"/>
               </w:rPr>
@@ -1738,7 +1660,6 @@
                 <w:rFonts w:ascii="Calibri" w:cs="Calibri" w:eastAsia="Calibri" w:hAnsi="Calibri"/>
                 <w:b w:val="false"/>
                 <w:bCs w:val="false"/>
-                <w:color w:val="000000"/>
                 <w:sz w:val="20"/>
                 <w:szCs w:val="20"/>
               </w:rPr>
@@ -1769,7 +1690,6 @@
                 <w:rFonts w:ascii="Calibri" w:cs="Calibri" w:eastAsia="Calibri" w:hAnsi="Calibri"/>
                 <w:b w:val="false"/>
                 <w:bCs w:val="false"/>
-                <w:color w:val="000000"/>
                 <w:sz w:val="20"/>
                 <w:szCs w:val="20"/>
               </w:rPr>
@@ -1800,7 +1720,6 @@
                 <w:rFonts w:ascii="Calibri" w:cs="Calibri" w:eastAsia="Calibri" w:hAnsi="Calibri"/>
                 <w:b w:val="false"/>
                 <w:bCs w:val="false"/>
-                <w:color w:val="000000"/>
                 <w:sz w:val="20"/>
                 <w:szCs w:val="20"/>
               </w:rPr>
@@ -1835,7 +1754,7 @@
           <w:sz w:val="20"/>
           <w:szCs w:val="20"/>
         </w:rPr>
-        <w:t xml:space="preserve">ℹ Alle Backups sind AES-256 verschlüsselt. Infomaniak sieht nur verschlüsselte Daten.</w:t>
+        <w:t xml:space="preserve">ℹ Alle Backups sind AES-256 (GPG) verschlüsselt. Infomaniak sieht nur verschlüsselte Daten.</w:t>
       </w:r>
     </w:p>
     <w:p>
@@ -1876,7 +1795,7 @@
           <w:sz w:val="18"/>
           <w:szCs w:val="18"/>
         </w:rPr>
-        <w:t xml:space="preserve">[ TECHNISCHER ABSCHNITT — erfordert Linux/Docker-Kenntnisse ]</w:t>
+        <w:t xml:space="preserve">[ TECHNISCHER ABSCHNITT — erfordert Linux/GPG-Kenntnisse ]</w:t>
       </w:r>
     </w:p>
     <w:p>
@@ -1889,7 +1808,7 @@
           <w:sz w:val="22"/>
           <w:szCs w:val="22"/>
         </w:rPr>
-        <w:t xml:space="preserve">Der Backup-Job läuft als systemd-Timer auf dem VPS-Host (nicht im Container):</w:t>
+        <w:t xml:space="preserve">Systemd-Timer auf dem VPS-Host:</w:t>
       </w:r>
     </w:p>
     <w:p>
@@ -2003,36 +1922,6 @@
           <w:szCs w:val="20"/>
         </w:rPr>
         <w:t xml:space="preserve"># /etc/systemd/system/kirchenplanung-backup.timer</w:t>
-      </w:r>
-    </w:p>
-    <w:p>
-      <w:pPr>
-        <w:shd w:fill="F0F0F0" w:val="clear"/>
-        <w:spacing w:after="40"/>
-        <w:ind w:left="480"/>
-      </w:pPr>
-      <w:r>
-        <w:rPr>
-          <w:rFonts w:ascii="Courier New" w:cs="Courier New" w:eastAsia="Courier New" w:hAnsi="Courier New"/>
-          <w:sz w:val="20"/>
-          <w:szCs w:val="20"/>
-        </w:rPr>
-        <w:t xml:space="preserve">[Unit]</w:t>
-      </w:r>
-    </w:p>
-    <w:p>
-      <w:pPr>
-        <w:shd w:fill="F0F0F0" w:val="clear"/>
-        <w:spacing w:after="40"/>
-        <w:ind w:left="480"/>
-      </w:pPr>
-      <w:r>
-        <w:rPr>
-          <w:rFonts w:ascii="Courier New" w:cs="Courier New" w:eastAsia="Courier New" w:hAnsi="Courier New"/>
-          <w:sz w:val="20"/>
-          <w:szCs w:val="20"/>
-        </w:rPr>
-        <w:t xml:space="preserve">Description=Kirchenplanung Backup täglich</w:t>
       </w:r>
     </w:p>
     <w:p>
@@ -2171,7 +2060,7 @@
           <w:sz w:val="18"/>
           <w:szCs w:val="18"/>
         </w:rPr>
-        <w:t xml:space="preserve">[ TECHNISCHER ABSCHNITT — erfordert Linux/Docker-Kenntnisse ]</w:t>
+        <w:t xml:space="preserve">[ TECHNISCHER ABSCHNITT — erfordert Linux/GPG-Kenntnisse ]</w:t>
       </w:r>
     </w:p>
     <w:p>
@@ -2187,19 +2076,6 @@
           <w:szCs w:val="20"/>
         </w:rPr>
         <w:t xml:space="preserve">cd /opt/kirchenplanung &amp;&amp; ./scripts/backup.sh</w:t>
-      </w:r>
-    </w:p>
-    <w:p>
-      <w:pPr>
-        <w:spacing w:after="120"/>
-      </w:pPr>
-      <w:r>
-        <w:rPr>
-          <w:rFonts w:ascii="Calibri" w:cs="Calibri" w:eastAsia="Calibri" w:hAnsi="Calibri"/>
-          <w:sz w:val="22"/>
-          <w:szCs w:val="22"/>
-        </w:rPr>
-        <w:t xml:space="preserve">Das Skript gibt den Fortschritt aus und meldet Erfolg oder Fehler.</w:t>
       </w:r>
     </w:p>
     <w:p>
@@ -2240,20 +2116,7 @@
           <w:sz w:val="18"/>
           <w:szCs w:val="18"/>
         </w:rPr>
-        <w:t xml:space="preserve">[ TECHNISCHER ABSCHNITT — erfordert Linux/Docker-Kenntnisse ]</w:t>
-      </w:r>
-    </w:p>
-    <w:p>
-      <w:pPr>
-        <w:spacing w:after="120"/>
-      </w:pPr>
-      <w:r>
-        <w:rPr>
-          <w:rFonts w:ascii="Calibri" w:cs="Calibri" w:eastAsia="Calibri" w:hAnsi="Calibri"/>
-          <w:sz w:val="22"/>
-          <w:szCs w:val="22"/>
-        </w:rPr>
-        <w:t xml:space="preserve">Regelmässig (empfohlen: monatlich) prüfen ob Backups vorhanden und lesbar sind:</w:t>
+        <w:t xml:space="preserve">[ TECHNISCHER ABSCHNITT — erfordert Linux/GPG-Kenntnisse ]</w:t>
       </w:r>
     </w:p>
     <w:p>
@@ -2269,21 +2132,6 @@
           <w:szCs w:val="20"/>
         </w:rPr>
         <w:t xml:space="preserve">ls -lh /var/backups/kirchenplanung/</w:t>
-      </w:r>
-    </w:p>
-    <w:p>
-      <w:pPr>
-        <w:shd w:fill="F0F0F0" w:val="clear"/>
-        <w:spacing w:after="40"/>
-        <w:ind w:left="480"/>
-      </w:pPr>
-      <w:r>
-        <w:rPr>
-          <w:rFonts w:ascii="Courier New" w:cs="Courier New" w:eastAsia="Courier New" w:hAnsi="Courier New"/>
-          <w:sz w:val="20"/>
-          <w:szCs w:val="20"/>
-        </w:rPr>
-        <w:t xml:space="preserve"># Letztes Backup entschlüsseln und Inhalt prüfen:</w:t>
       </w:r>
     </w:p>
     <w:p>
@@ -2339,7 +2187,7 @@
           <w:sz w:val="18"/>
           <w:szCs w:val="18"/>
         </w:rPr>
-        <w:t xml:space="preserve">[ TECHNISCHER ABSCHNITT — erfordert Linux/Docker-Kenntnisse ]</w:t>
+        <w:t xml:space="preserve">[ TECHNISCHER ABSCHNITT — erfordert Linux/GPG-Kenntnisse ]</w:t>
       </w:r>
     </w:p>
     <w:p>
@@ -2359,7 +2207,7 @@
           <w:sz w:val="20"/>
           <w:szCs w:val="20"/>
         </w:rPr>
-        <w:t xml:space="preserve">⚠ Wiederherstellung überschreibt alle aktuellen Daten. Zuerst ein frisches Backup erstellen wenn möglich.</w:t>
+        <w:t xml:space="preserve">⚠ Wiederherstellung überschreibt alle aktuellen Daten. Vorher wenn möglich ein frisches Backup erstellen.</w:t>
       </w:r>
     </w:p>
     <w:p>
@@ -2440,7 +2288,7 @@
           <w:sz w:val="22"/>
           <w:szCs w:val="22"/>
         </w:rPr>
-        <w:t xml:space="preserve">Datenbank-Volume leeren und neu erstellen:</w:t>
+        <w:t xml:space="preserve">Volume leeren:</w:t>
       </w:r>
     </w:p>
     <w:p>
@@ -2472,7 +2320,7 @@
           <w:sz w:val="22"/>
           <w:szCs w:val="22"/>
         </w:rPr>
-        <w:t xml:space="preserve">Container starten (PostgreSQL initialisiert sich neu):</w:t>
+        <w:t xml:space="preserve">DB starten:</w:t>
       </w:r>
     </w:p>
     <w:p>
@@ -2579,6 +2427,1185 @@
     </w:p>
     <w:p>
       <w:pPr>
+        <w:pStyle w:val="Heading2"/>
+        <w:spacing w:after="80" w:before="240"/>
+      </w:pPr>
+      <w:r>
+        <w:rPr>
+          <w:rFonts w:ascii="Calibri" w:cs="Calibri" w:eastAsia="Calibri" w:hAnsi="Calibri"/>
+          <w:b/>
+          <w:bCs/>
+          <w:color w:val="3A6B8A"/>
+          <w:sz w:val="24"/>
+          <w:szCs w:val="24"/>
+        </w:rPr>
+        <w:t xml:space="preserve">3.6 GPG-Schlüssel-Management</w:t>
+      </w:r>
+    </w:p>
+    <w:p>
+      <w:pPr>
+        <w:spacing w:after="80" w:before="80"/>
+      </w:pPr>
+      <w:r>
+        <w:rPr>
+          <w:rFonts w:ascii="Calibri" w:cs="Calibri" w:eastAsia="Calibri" w:hAnsi="Calibri"/>
+          <w:i/>
+          <w:iCs/>
+          <w:color w:val="666666"/>
+          <w:sz w:val="18"/>
+          <w:szCs w:val="18"/>
+        </w:rPr>
+        <w:t xml:space="preserve">[ TECHNISCHER ABSCHNITT — erfordert Linux/GPG-Kenntnisse ]</w:t>
+      </w:r>
+    </w:p>
+    <w:p>
+      <w:pPr>
+        <w:pBdr>
+          <w:left w:val="single" w:color="C0392B" w:sz="10" w:space="8"/>
+        </w:pBdr>
+        <w:spacing w:after="120" w:before="60"/>
+        <w:ind w:left="360"/>
+      </w:pPr>
+      <w:r>
+        <w:rPr>
+          <w:rFonts w:ascii="Calibri" w:cs="Calibri" w:eastAsia="Calibri" w:hAnsi="Calibri"/>
+          <w:b/>
+          <w:bCs/>
+          <w:color w:val="6E2C00"/>
+          <w:sz w:val="20"/>
+          <w:szCs w:val="20"/>
+        </w:rPr>
+        <w:t xml:space="preserve">🔑 Der GPG-Private-Key ist der einzige Weg, Backups zu entschlüsseln. Geht er verloren, sind alle Backups unbrauchbar. Diesen Abschnitt sorgfältig lesen und umsetzen.</w:t>
+      </w:r>
+    </w:p>
+    <w:p>
+      <w:pPr>
+        <w:spacing w:after="80"/>
+      </w:pPr>
+      <w:r>
+        <w:t xml:space="preserve"/>
+      </w:r>
+    </w:p>
+    <w:p>
+      <w:pPr>
+        <w:pStyle w:val="Heading3"/>
+        <w:spacing w:after="60" w:before="160"/>
+      </w:pPr>
+      <w:r>
+        <w:rPr>
+          <w:rFonts w:ascii="Calibri" w:cs="Calibri" w:eastAsia="Calibri" w:hAnsi="Calibri"/>
+          <w:b/>
+          <w:bCs/>
+          <w:color w:val="2E4057"/>
+          <w:sz w:val="22"/>
+          <w:szCs w:val="22"/>
+        </w:rPr>
+        <w:t xml:space="preserve">Konzept</w:t>
+      </w:r>
+    </w:p>
+    <w:p>
+      <w:pPr>
+        <w:spacing w:after="120"/>
+      </w:pPr>
+      <w:r>
+        <w:rPr>
+          <w:rFonts w:ascii="Calibri" w:cs="Calibri" w:eastAsia="Calibri" w:hAnsi="Calibri"/>
+          <w:sz w:val="22"/>
+          <w:szCs w:val="22"/>
+        </w:rPr>
+        <w:t xml:space="preserve">GPG arbeitet mit einem Schlüsselpaar: Der Public Key verschlüsselt die Backups auf dem VPS. Der Private Key entschlüsselt sie — er verlässt den lokalen Rechner nie und wird niemals auf dem VPS gespeichert.</w:t>
+      </w:r>
+    </w:p>
+    <w:tbl>
+      <w:tblPr>
+        <w:tblW w:type="dxa" w:w="9026"/>
+        <w:tblBorders>
+          <w:top w:val="single" w:color="auto" w:sz="4"/>
+          <w:left w:val="single" w:color="auto" w:sz="4"/>
+          <w:bottom w:val="single" w:color="auto" w:sz="4"/>
+          <w:right w:val="single" w:color="auto" w:sz="4"/>
+          <w:insideH w:val="single" w:color="auto" w:sz="4"/>
+          <w:insideV w:val="single" w:color="auto" w:sz="4"/>
+        </w:tblBorders>
+      </w:tblPr>
+      <w:tblGrid>
+        <w:gridCol w:w="2000"/>
+        <w:gridCol w:w="3200"/>
+        <w:gridCol w:w="3826"/>
+      </w:tblGrid>
+      <w:tr>
+        <w:tc>
+          <w:tcPr>
+            <w:tcW w:type="dxa" w:w="2000"/>
+            <w:tcBorders>
+              <w:top w:val="single" w:color="BBCCDD" w:sz="1"/>
+              <w:left w:val="single" w:color="BBCCDD" w:sz="1"/>
+              <w:bottom w:val="single" w:color="BBCCDD" w:sz="1"/>
+              <w:right w:val="single" w:color="BBCCDD" w:sz="1"/>
+            </w:tcBorders>
+            <w:shd w:fill="DDE8F0" w:val="clear"/>
+            <w:tcMar>
+              <w:top w:type="dxa" w:w="80"/>
+              <w:left w:type="dxa" w:w="120"/>
+              <w:bottom w:type="dxa" w:w="80"/>
+              <w:right w:type="dxa" w:w="120"/>
+            </w:tcMar>
+          </w:tcPr>
+          <w:p>
+            <w:r>
+              <w:rPr>
+                <w:rFonts w:ascii="Calibri" w:cs="Calibri" w:eastAsia="Calibri" w:hAnsi="Calibri"/>
+                <w:b/>
+                <w:bCs/>
+                <w:sz w:val="20"/>
+                <w:szCs w:val="20"/>
+              </w:rPr>
+              <w:t xml:space="preserve">Schlüssel</w:t>
+            </w:r>
+          </w:p>
+        </w:tc>
+        <w:tc>
+          <w:tcPr>
+            <w:tcW w:type="dxa" w:w="3200"/>
+            <w:tcBorders>
+              <w:top w:val="single" w:color="BBCCDD" w:sz="1"/>
+              <w:left w:val="single" w:color="BBCCDD" w:sz="1"/>
+              <w:bottom w:val="single" w:color="BBCCDD" w:sz="1"/>
+              <w:right w:val="single" w:color="BBCCDD" w:sz="1"/>
+            </w:tcBorders>
+            <w:shd w:fill="DDE8F0" w:val="clear"/>
+            <w:tcMar>
+              <w:top w:type="dxa" w:w="80"/>
+              <w:left w:type="dxa" w:w="120"/>
+              <w:bottom w:type="dxa" w:w="80"/>
+              <w:right w:type="dxa" w:w="120"/>
+            </w:tcMar>
+          </w:tcPr>
+          <w:p>
+            <w:r>
+              <w:rPr>
+                <w:rFonts w:ascii="Calibri" w:cs="Calibri" w:eastAsia="Calibri" w:hAnsi="Calibri"/>
+                <w:b/>
+                <w:bCs/>
+                <w:sz w:val="20"/>
+                <w:szCs w:val="20"/>
+              </w:rPr>
+              <w:t xml:space="preserve">Wo</w:t>
+            </w:r>
+          </w:p>
+        </w:tc>
+        <w:tc>
+          <w:tcPr>
+            <w:tcW w:type="dxa" w:w="3826"/>
+            <w:tcBorders>
+              <w:top w:val="single" w:color="BBCCDD" w:sz="1"/>
+              <w:left w:val="single" w:color="BBCCDD" w:sz="1"/>
+              <w:bottom w:val="single" w:color="BBCCDD" w:sz="1"/>
+              <w:right w:val="single" w:color="BBCCDD" w:sz="1"/>
+            </w:tcBorders>
+            <w:shd w:fill="DDE8F0" w:val="clear"/>
+            <w:tcMar>
+              <w:top w:type="dxa" w:w="80"/>
+              <w:left w:type="dxa" w:w="120"/>
+              <w:bottom w:type="dxa" w:w="80"/>
+              <w:right w:type="dxa" w:w="120"/>
+            </w:tcMar>
+          </w:tcPr>
+          <w:p>
+            <w:r>
+              <w:rPr>
+                <w:rFonts w:ascii="Calibri" w:cs="Calibri" w:eastAsia="Calibri" w:hAnsi="Calibri"/>
+                <w:b/>
+                <w:bCs/>
+                <w:sz w:val="20"/>
+                <w:szCs w:val="20"/>
+              </w:rPr>
+              <w:t xml:space="preserve">Zweck</w:t>
+            </w:r>
+          </w:p>
+        </w:tc>
+      </w:tr>
+      <w:tr>
+        <w:tc>
+          <w:tcPr>
+            <w:tcW w:type="dxa" w:w="2000"/>
+            <w:tcBorders>
+              <w:top w:val="single" w:color="BBCCDD" w:sz="1"/>
+              <w:left w:val="single" w:color="BBCCDD" w:sz="1"/>
+              <w:bottom w:val="single" w:color="BBCCDD" w:sz="1"/>
+              <w:right w:val="single" w:color="BBCCDD" w:sz="1"/>
+            </w:tcBorders>
+            <w:shd w:fill="FFFFFF" w:val="clear"/>
+            <w:tcMar>
+              <w:top w:type="dxa" w:w="80"/>
+              <w:left w:type="dxa" w:w="120"/>
+              <w:bottom w:type="dxa" w:w="80"/>
+              <w:right w:type="dxa" w:w="120"/>
+            </w:tcMar>
+          </w:tcPr>
+          <w:p>
+            <w:r>
+              <w:rPr>
+                <w:rFonts w:ascii="Calibri" w:cs="Calibri" w:eastAsia="Calibri" w:hAnsi="Calibri"/>
+                <w:b w:val="false"/>
+                <w:bCs w:val="false"/>
+                <w:sz w:val="20"/>
+                <w:szCs w:val="20"/>
+              </w:rPr>
+              <w:t xml:space="preserve">Public Key</w:t>
+            </w:r>
+          </w:p>
+        </w:tc>
+        <w:tc>
+          <w:tcPr>
+            <w:tcW w:type="dxa" w:w="3200"/>
+            <w:tcBorders>
+              <w:top w:val="single" w:color="BBCCDD" w:sz="1"/>
+              <w:left w:val="single" w:color="BBCCDD" w:sz="1"/>
+              <w:bottom w:val="single" w:color="BBCCDD" w:sz="1"/>
+              <w:right w:val="single" w:color="BBCCDD" w:sz="1"/>
+            </w:tcBorders>
+            <w:shd w:fill="FFFFFF" w:val="clear"/>
+            <w:tcMar>
+              <w:top w:type="dxa" w:w="80"/>
+              <w:left w:type="dxa" w:w="120"/>
+              <w:bottom w:type="dxa" w:w="80"/>
+              <w:right w:type="dxa" w:w="120"/>
+            </w:tcMar>
+          </w:tcPr>
+          <w:p>
+            <w:r>
+              <w:rPr>
+                <w:rFonts w:ascii="Calibri" w:cs="Calibri" w:eastAsia="Calibri" w:hAnsi="Calibri"/>
+                <w:b w:val="false"/>
+                <w:bCs w:val="false"/>
+                <w:sz w:val="20"/>
+                <w:szCs w:val="20"/>
+              </w:rPr>
+              <w:t xml:space="preserve">VPS + Repo (docs/)</w:t>
+            </w:r>
+          </w:p>
+        </w:tc>
+        <w:tc>
+          <w:tcPr>
+            <w:tcW w:type="dxa" w:w="3826"/>
+            <w:tcBorders>
+              <w:top w:val="single" w:color="BBCCDD" w:sz="1"/>
+              <w:left w:val="single" w:color="BBCCDD" w:sz="1"/>
+              <w:bottom w:val="single" w:color="BBCCDD" w:sz="1"/>
+              <w:right w:val="single" w:color="BBCCDD" w:sz="1"/>
+            </w:tcBorders>
+            <w:shd w:fill="FFFFFF" w:val="clear"/>
+            <w:tcMar>
+              <w:top w:type="dxa" w:w="80"/>
+              <w:left w:type="dxa" w:w="120"/>
+              <w:bottom w:type="dxa" w:w="80"/>
+              <w:right w:type="dxa" w:w="120"/>
+            </w:tcMar>
+          </w:tcPr>
+          <w:p>
+            <w:r>
+              <w:rPr>
+                <w:rFonts w:ascii="Calibri" w:cs="Calibri" w:eastAsia="Calibri" w:hAnsi="Calibri"/>
+                <w:b w:val="false"/>
+                <w:bCs w:val="false"/>
+                <w:sz w:val="20"/>
+                <w:szCs w:val="20"/>
+              </w:rPr>
+              <w:t xml:space="preserve">Backups verschlüsseln — kann öffentlich sein</w:t>
+            </w:r>
+          </w:p>
+        </w:tc>
+      </w:tr>
+      <w:tr>
+        <w:tc>
+          <w:tcPr>
+            <w:tcW w:type="dxa" w:w="2000"/>
+            <w:tcBorders>
+              <w:top w:val="single" w:color="BBCCDD" w:sz="1"/>
+              <w:left w:val="single" w:color="BBCCDD" w:sz="1"/>
+              <w:bottom w:val="single" w:color="BBCCDD" w:sz="1"/>
+              <w:right w:val="single" w:color="BBCCDD" w:sz="1"/>
+            </w:tcBorders>
+            <w:shd w:fill="F5F8FB" w:val="clear"/>
+            <w:tcMar>
+              <w:top w:type="dxa" w:w="80"/>
+              <w:left w:type="dxa" w:w="120"/>
+              <w:bottom w:type="dxa" w:w="80"/>
+              <w:right w:type="dxa" w:w="120"/>
+            </w:tcMar>
+          </w:tcPr>
+          <w:p>
+            <w:r>
+              <w:rPr>
+                <w:rFonts w:ascii="Calibri" w:cs="Calibri" w:eastAsia="Calibri" w:hAnsi="Calibri"/>
+                <w:b w:val="false"/>
+                <w:bCs w:val="false"/>
+                <w:sz w:val="20"/>
+                <w:szCs w:val="20"/>
+              </w:rPr>
+              <w:t xml:space="preserve">Private Key</w:t>
+            </w:r>
+          </w:p>
+        </w:tc>
+        <w:tc>
+          <w:tcPr>
+            <w:tcW w:type="dxa" w:w="3200"/>
+            <w:tcBorders>
+              <w:top w:val="single" w:color="BBCCDD" w:sz="1"/>
+              <w:left w:val="single" w:color="BBCCDD" w:sz="1"/>
+              <w:bottom w:val="single" w:color="BBCCDD" w:sz="1"/>
+              <w:right w:val="single" w:color="BBCCDD" w:sz="1"/>
+            </w:tcBorders>
+            <w:shd w:fill="F5F8FB" w:val="clear"/>
+            <w:tcMar>
+              <w:top w:type="dxa" w:w="80"/>
+              <w:left w:type="dxa" w:w="120"/>
+              <w:bottom w:type="dxa" w:w="80"/>
+              <w:right w:type="dxa" w:w="120"/>
+            </w:tcMar>
+          </w:tcPr>
+          <w:p>
+            <w:r>
+              <w:rPr>
+                <w:rFonts w:ascii="Calibri" w:cs="Calibri" w:eastAsia="Calibri" w:hAnsi="Calibri"/>
+                <w:b w:val="false"/>
+                <w:bCs w:val="false"/>
+                <w:sz w:val="20"/>
+                <w:szCs w:val="20"/>
+              </w:rPr>
+              <w:t xml:space="preserve">Nur lokal (+ sicheres Offline-Backup)</w:t>
+            </w:r>
+          </w:p>
+        </w:tc>
+        <w:tc>
+          <w:tcPr>
+            <w:tcW w:type="dxa" w:w="3826"/>
+            <w:tcBorders>
+              <w:top w:val="single" w:color="BBCCDD" w:sz="1"/>
+              <w:left w:val="single" w:color="BBCCDD" w:sz="1"/>
+              <w:bottom w:val="single" w:color="BBCCDD" w:sz="1"/>
+              <w:right w:val="single" w:color="BBCCDD" w:sz="1"/>
+            </w:tcBorders>
+            <w:shd w:fill="F5F8FB" w:val="clear"/>
+            <w:tcMar>
+              <w:top w:type="dxa" w:w="80"/>
+              <w:left w:type="dxa" w:w="120"/>
+              <w:bottom w:type="dxa" w:w="80"/>
+              <w:right w:type="dxa" w:w="120"/>
+            </w:tcMar>
+          </w:tcPr>
+          <w:p>
+            <w:r>
+              <w:rPr>
+                <w:rFonts w:ascii="Calibri" w:cs="Calibri" w:eastAsia="Calibri" w:hAnsi="Calibri"/>
+                <w:b w:val="false"/>
+                <w:bCs w:val="false"/>
+                <w:sz w:val="20"/>
+                <w:szCs w:val="20"/>
+              </w:rPr>
+              <w:t xml:space="preserve">Backups entschlüsseln — streng geheim</w:t>
+            </w:r>
+          </w:p>
+        </w:tc>
+      </w:tr>
+    </w:tbl>
+    <w:p>
+      <w:pPr>
+        <w:spacing w:after="80"/>
+      </w:pPr>
+      <w:r>
+        <w:t xml:space="preserve"/>
+      </w:r>
+    </w:p>
+    <w:p>
+      <w:pPr>
+        <w:pStyle w:val="Heading3"/>
+        <w:spacing w:after="60" w:before="160"/>
+      </w:pPr>
+      <w:r>
+        <w:rPr>
+          <w:rFonts w:ascii="Calibri" w:cs="Calibri" w:eastAsia="Calibri" w:hAnsi="Calibri"/>
+          <w:b/>
+          <w:bCs/>
+          <w:color w:val="2E4057"/>
+          <w:sz w:val="22"/>
+          <w:szCs w:val="22"/>
+        </w:rPr>
+        <w:t xml:space="preserve">Einmalig: Schlüsselpaar erstellen (lokal, nicht auf dem VPS)</w:t>
+      </w:r>
+    </w:p>
+    <w:p>
+      <w:pPr>
+        <w:pBdr>
+          <w:left w:val="single" w:color="E59866" w:sz="6" w:space="8"/>
+        </w:pBdr>
+        <w:spacing w:after="120" w:before="60"/>
+        <w:ind w:left="360"/>
+      </w:pPr>
+      <w:r>
+        <w:rPr>
+          <w:rFonts w:ascii="Calibri" w:cs="Calibri" w:eastAsia="Calibri" w:hAnsi="Calibri"/>
+          <w:i/>
+          <w:iCs/>
+          <w:color w:val="8B4000"/>
+          <w:sz w:val="20"/>
+          <w:szCs w:val="20"/>
+        </w:rPr>
+        <w:t xml:space="preserve">⚠ Diesen Schritt auf dem eigenen Rechner ausführen, nicht auf dem VPS.</w:t>
+      </w:r>
+    </w:p>
+    <w:p>
+      <w:pPr>
+        <w:pStyle w:val="ListParagraph"/>
+        <w:numPr>
+          <w:ilvl w:val="0"/>
+          <w:numId w:val="3"/>
+        </w:numPr>
+      </w:pPr>
+      <w:r>
+        <w:rPr>
+          <w:rFonts w:ascii="Calibri" w:cs="Calibri" w:eastAsia="Calibri" w:hAnsi="Calibri"/>
+          <w:sz w:val="22"/>
+          <w:szCs w:val="22"/>
+        </w:rPr>
+        <w:t xml:space="preserve">Schlüsselpaar generieren:</w:t>
+      </w:r>
+    </w:p>
+    <w:p>
+      <w:pPr>
+        <w:shd w:fill="F0F0F0" w:val="clear"/>
+        <w:spacing w:after="40"/>
+        <w:ind w:left="480"/>
+      </w:pPr>
+      <w:r>
+        <w:rPr>
+          <w:rFonts w:ascii="Courier New" w:cs="Courier New" w:eastAsia="Courier New" w:hAnsi="Courier New"/>
+          <w:sz w:val="20"/>
+          <w:szCs w:val="20"/>
+        </w:rPr>
+        <w:t xml:space="preserve">gpg --full-generate-key</w:t>
+      </w:r>
+    </w:p>
+    <w:p>
+      <w:pPr>
+        <w:spacing w:after="120"/>
+      </w:pPr>
+      <w:r>
+        <w:rPr>
+          <w:rFonts w:ascii="Calibri" w:cs="Calibri" w:eastAsia="Calibri" w:hAnsi="Calibri"/>
+          <w:sz w:val="22"/>
+          <w:szCs w:val="22"/>
+        </w:rPr>
+        <w:t xml:space="preserve">Empfohlene Einstellungen: RSA und RSA, 4096 Bit, kein Ablaufdatum (oder 5 Jahre), Name und E-Mail der Kirchgemeinde, starke Passphrase.</w:t>
+      </w:r>
+    </w:p>
+    <w:p>
+      <w:pPr>
+        <w:pStyle w:val="ListParagraph"/>
+        <w:numPr>
+          <w:ilvl w:val="0"/>
+          <w:numId w:val="3"/>
+        </w:numPr>
+      </w:pPr>
+      <w:r>
+        <w:rPr>
+          <w:rFonts w:ascii="Calibri" w:cs="Calibri" w:eastAsia="Calibri" w:hAnsi="Calibri"/>
+          <w:sz w:val="22"/>
+          <w:szCs w:val="22"/>
+        </w:rPr>
+        <w:t xml:space="preserve">Key-ID notieren:</w:t>
+      </w:r>
+    </w:p>
+    <w:p>
+      <w:pPr>
+        <w:shd w:fill="F0F0F0" w:val="clear"/>
+        <w:spacing w:after="40"/>
+        <w:ind w:left="480"/>
+      </w:pPr>
+      <w:r>
+        <w:rPr>
+          <w:rFonts w:ascii="Courier New" w:cs="Courier New" w:eastAsia="Courier New" w:hAnsi="Courier New"/>
+          <w:sz w:val="20"/>
+          <w:szCs w:val="20"/>
+        </w:rPr>
+        <w:t xml:space="preserve">gpg --list-keys --keyid-format LONG</w:t>
+      </w:r>
+    </w:p>
+    <w:p>
+      <w:pPr>
+        <w:spacing w:after="120"/>
+      </w:pPr>
+      <w:r>
+        <w:rPr>
+          <w:rFonts w:ascii="Calibri" w:cs="Calibri" w:eastAsia="Calibri" w:hAnsi="Calibri"/>
+          <w:sz w:val="22"/>
+          <w:szCs w:val="22"/>
+        </w:rPr>
+        <w:t xml:space="preserve">Die Key-ID ist der lange Hex-String nach "rsa4096/" — z.B. ABCD1234EF567890. Diese ID in die .env-Datei als GPG_KEY_ID eintragen.</w:t>
+      </w:r>
+    </w:p>
+    <w:p>
+      <w:pPr>
+        <w:pStyle w:val="ListParagraph"/>
+        <w:numPr>
+          <w:ilvl w:val="0"/>
+          <w:numId w:val="3"/>
+        </w:numPr>
+      </w:pPr>
+      <w:r>
+        <w:rPr>
+          <w:rFonts w:ascii="Calibri" w:cs="Calibri" w:eastAsia="Calibri" w:hAnsi="Calibri"/>
+          <w:sz w:val="22"/>
+          <w:szCs w:val="22"/>
+        </w:rPr>
+        <w:t xml:space="preserve">Public Key exportieren:</w:t>
+      </w:r>
+    </w:p>
+    <w:p>
+      <w:pPr>
+        <w:shd w:fill="F0F0F0" w:val="clear"/>
+        <w:spacing w:after="40"/>
+        <w:ind w:left="480"/>
+      </w:pPr>
+      <w:r>
+        <w:rPr>
+          <w:rFonts w:ascii="Courier New" w:cs="Courier New" w:eastAsia="Courier New" w:hAnsi="Courier New"/>
+          <w:sz w:val="20"/>
+          <w:szCs w:val="20"/>
+        </w:rPr>
+        <w:t xml:space="preserve">gpg --armor --export ABCD1234EF567890 &gt; kirchenplanung-backup.pub.asc</w:t>
+      </w:r>
+    </w:p>
+    <w:p>
+      <w:pPr>
+        <w:spacing w:after="80"/>
+      </w:pPr>
+      <w:r>
+        <w:t xml:space="preserve"/>
+      </w:r>
+    </w:p>
+    <w:p>
+      <w:pPr>
+        <w:pStyle w:val="Heading3"/>
+        <w:spacing w:after="60" w:before="160"/>
+      </w:pPr>
+      <w:r>
+        <w:rPr>
+          <w:rFonts w:ascii="Calibri" w:cs="Calibri" w:eastAsia="Calibri" w:hAnsi="Calibri"/>
+          <w:b/>
+          <w:bCs/>
+          <w:color w:val="2E4057"/>
+          <w:sz w:val="22"/>
+          <w:szCs w:val="22"/>
+        </w:rPr>
+        <w:t xml:space="preserve">Public Key auf den VPS deployen</w:t>
+      </w:r>
+    </w:p>
+    <w:p>
+      <w:pPr>
+        <w:pStyle w:val="ListParagraph"/>
+        <w:numPr>
+          <w:ilvl w:val="0"/>
+          <w:numId w:val="3"/>
+        </w:numPr>
+      </w:pPr>
+      <w:r>
+        <w:rPr>
+          <w:rFonts w:ascii="Calibri" w:cs="Calibri" w:eastAsia="Calibri" w:hAnsi="Calibri"/>
+          <w:sz w:val="22"/>
+          <w:szCs w:val="22"/>
+        </w:rPr>
+        <w:t xml:space="preserve">Public Key auf den VPS kopieren:</w:t>
+      </w:r>
+    </w:p>
+    <w:p>
+      <w:pPr>
+        <w:shd w:fill="F0F0F0" w:val="clear"/>
+        <w:spacing w:after="40"/>
+        <w:ind w:left="480"/>
+      </w:pPr>
+      <w:r>
+        <w:rPr>
+          <w:rFonts w:ascii="Courier New" w:cs="Courier New" w:eastAsia="Courier New" w:hAnsi="Courier New"/>
+          <w:sz w:val="20"/>
+          <w:szCs w:val="20"/>
+        </w:rPr>
+        <w:t xml:space="preserve">scp kirchenplanung-backup.pub.asc user@vps:/tmp/</w:t>
+      </w:r>
+    </w:p>
+    <w:p>
+      <w:pPr>
+        <w:pStyle w:val="ListParagraph"/>
+        <w:numPr>
+          <w:ilvl w:val="0"/>
+          <w:numId w:val="3"/>
+        </w:numPr>
+      </w:pPr>
+      <w:r>
+        <w:rPr>
+          <w:rFonts w:ascii="Calibri" w:cs="Calibri" w:eastAsia="Calibri" w:hAnsi="Calibri"/>
+          <w:sz w:val="22"/>
+          <w:szCs w:val="22"/>
+        </w:rPr>
+        <w:t xml:space="preserve">Auf dem VPS importieren:</w:t>
+      </w:r>
+    </w:p>
+    <w:p>
+      <w:pPr>
+        <w:shd w:fill="F0F0F0" w:val="clear"/>
+        <w:spacing w:after="40"/>
+        <w:ind w:left="480"/>
+      </w:pPr>
+      <w:r>
+        <w:rPr>
+          <w:rFonts w:ascii="Courier New" w:cs="Courier New" w:eastAsia="Courier New" w:hAnsi="Courier New"/>
+          <w:sz w:val="20"/>
+          <w:szCs w:val="20"/>
+        </w:rPr>
+        <w:t xml:space="preserve">gpg --import /tmp/kirchenplanung-backup.pub.asc</w:t>
+      </w:r>
+    </w:p>
+    <w:p>
+      <w:pPr>
+        <w:shd w:fill="F0F0F0" w:val="clear"/>
+        <w:spacing w:after="40"/>
+        <w:ind w:left="480"/>
+      </w:pPr>
+      <w:r>
+        <w:rPr>
+          <w:rFonts w:ascii="Courier New" w:cs="Courier New" w:eastAsia="Courier New" w:hAnsi="Courier New"/>
+          <w:sz w:val="20"/>
+          <w:szCs w:val="20"/>
+        </w:rPr>
+        <w:t xml:space="preserve">rm /tmp/kirchenplanung-backup.pub.asc</w:t>
+      </w:r>
+    </w:p>
+    <w:p>
+      <w:pPr>
+        <w:pStyle w:val="ListParagraph"/>
+        <w:numPr>
+          <w:ilvl w:val="0"/>
+          <w:numId w:val="3"/>
+        </w:numPr>
+      </w:pPr>
+      <w:r>
+        <w:rPr>
+          <w:rFonts w:ascii="Calibri" w:cs="Calibri" w:eastAsia="Calibri" w:hAnsi="Calibri"/>
+          <w:sz w:val="22"/>
+          <w:szCs w:val="22"/>
+        </w:rPr>
+        <w:t xml:space="preserve">Vertrauen setzen (damit GPG ohne Interaktion verschlüsseln kann):</w:t>
+      </w:r>
+    </w:p>
+    <w:p>
+      <w:pPr>
+        <w:shd w:fill="F0F0F0" w:val="clear"/>
+        <w:spacing w:after="40"/>
+        <w:ind w:left="480"/>
+      </w:pPr>
+      <w:r>
+        <w:rPr>
+          <w:rFonts w:ascii="Courier New" w:cs="Courier New" w:eastAsia="Courier New" w:hAnsi="Courier New"/>
+          <w:sz w:val="20"/>
+          <w:szCs w:val="20"/>
+        </w:rPr>
+        <w:t xml:space="preserve">gpg --edit-key ABCD1234EF567890</w:t>
+      </w:r>
+    </w:p>
+    <w:p>
+      <w:pPr>
+        <w:shd w:fill="F0F0F0" w:val="clear"/>
+        <w:spacing w:after="40"/>
+        <w:ind w:left="480"/>
+      </w:pPr>
+      <w:r>
+        <w:rPr>
+          <w:rFonts w:ascii="Courier New" w:cs="Courier New" w:eastAsia="Courier New" w:hAnsi="Courier New"/>
+          <w:sz w:val="20"/>
+          <w:szCs w:val="20"/>
+        </w:rPr>
+        <w:t xml:space="preserve">gpg&gt; trust</w:t>
+      </w:r>
+    </w:p>
+    <w:p>
+      <w:pPr>
+        <w:shd w:fill="F0F0F0" w:val="clear"/>
+        <w:spacing w:after="40"/>
+        <w:ind w:left="480"/>
+      </w:pPr>
+      <w:r>
+        <w:rPr>
+          <w:rFonts w:ascii="Courier New" w:cs="Courier New" w:eastAsia="Courier New" w:hAnsi="Courier New"/>
+          <w:sz w:val="20"/>
+          <w:szCs w:val="20"/>
+        </w:rPr>
+        <w:t xml:space="preserve">gpg&gt; 5   (ultimatives Vertrauen)</w:t>
+      </w:r>
+    </w:p>
+    <w:p>
+      <w:pPr>
+        <w:shd w:fill="F0F0F0" w:val="clear"/>
+        <w:spacing w:after="40"/>
+        <w:ind w:left="480"/>
+      </w:pPr>
+      <w:r>
+        <w:rPr>
+          <w:rFonts w:ascii="Courier New" w:cs="Courier New" w:eastAsia="Courier New" w:hAnsi="Courier New"/>
+          <w:sz w:val="20"/>
+          <w:szCs w:val="20"/>
+        </w:rPr>
+        <w:t xml:space="preserve">gpg&gt; quit</w:t>
+      </w:r>
+    </w:p>
+    <w:p>
+      <w:pPr>
+        <w:pBdr>
+          <w:left w:val="single" w:color="3A6B8A" w:sz="6" w:space="8"/>
+        </w:pBdr>
+        <w:spacing w:after="120" w:before="60"/>
+        <w:ind w:left="360"/>
+      </w:pPr>
+      <w:r>
+        <w:rPr>
+          <w:rFonts w:ascii="Calibri" w:cs="Calibri" w:eastAsia="Calibri" w:hAnsi="Calibri"/>
+          <w:i/>
+          <w:iCs/>
+          <w:color w:val="1A5276"/>
+          <w:sz w:val="20"/>
+          <w:szCs w:val="20"/>
+        </w:rPr>
+        <w:t xml:space="preserve">ℹ Den Public Key auch ins Repo unter docs/backup-pubkey.asc committen — er ist nicht geheim und erleichtert künftige Deployments.</w:t>
+      </w:r>
+    </w:p>
+    <w:p>
+      <w:pPr>
+        <w:spacing w:after="80"/>
+      </w:pPr>
+      <w:r>
+        <w:t xml:space="preserve"/>
+      </w:r>
+    </w:p>
+    <w:p>
+      <w:pPr>
+        <w:pStyle w:val="Heading3"/>
+        <w:spacing w:after="60" w:before="160"/>
+      </w:pPr>
+      <w:r>
+        <w:rPr>
+          <w:rFonts w:ascii="Calibri" w:cs="Calibri" w:eastAsia="Calibri" w:hAnsi="Calibri"/>
+          <w:b/>
+          <w:bCs/>
+          <w:color w:val="2E4057"/>
+          <w:sz w:val="22"/>
+          <w:szCs w:val="22"/>
+        </w:rPr>
+        <w:t xml:space="preserve">Private Key sicher aufbewahren</w:t>
+      </w:r>
+    </w:p>
+    <w:p>
+      <w:pPr>
+        <w:pBdr>
+          <w:left w:val="single" w:color="C0392B" w:sz="10" w:space="8"/>
+        </w:pBdr>
+        <w:spacing w:after="120" w:before="60"/>
+        <w:ind w:left="360"/>
+      </w:pPr>
+      <w:r>
+        <w:rPr>
+          <w:rFonts w:ascii="Calibri" w:cs="Calibri" w:eastAsia="Calibri" w:hAnsi="Calibri"/>
+          <w:b/>
+          <w:bCs/>
+          <w:color w:val="6E2C00"/>
+          <w:sz w:val="20"/>
+          <w:szCs w:val="20"/>
+        </w:rPr>
+        <w:t xml:space="preserve">🔑 Der Private Key muss an mindestens zwei physisch getrennten Orten aufbewahrt werden. Verlust = alle Backups unbrauchbar.</w:t>
+      </w:r>
+    </w:p>
+    <w:p>
+      <w:pPr>
+        <w:pStyle w:val="ListParagraph"/>
+        <w:numPr>
+          <w:ilvl w:val="0"/>
+          <w:numId w:val="3"/>
+        </w:numPr>
+      </w:pPr>
+      <w:r>
+        <w:rPr>
+          <w:rFonts w:ascii="Calibri" w:cs="Calibri" w:eastAsia="Calibri" w:hAnsi="Calibri"/>
+          <w:sz w:val="22"/>
+          <w:szCs w:val="22"/>
+        </w:rPr>
+        <w:t xml:space="preserve">Private Key exportieren (auf dem lokalen Rechner):</w:t>
+      </w:r>
+    </w:p>
+    <w:p>
+      <w:pPr>
+        <w:shd w:fill="F0F0F0" w:val="clear"/>
+        <w:spacing w:after="40"/>
+        <w:ind w:left="480"/>
+      </w:pPr>
+      <w:r>
+        <w:rPr>
+          <w:rFonts w:ascii="Courier New" w:cs="Courier New" w:eastAsia="Courier New" w:hAnsi="Courier New"/>
+          <w:sz w:val="20"/>
+          <w:szCs w:val="20"/>
+        </w:rPr>
+        <w:t xml:space="preserve">gpg --armor --export-secret-keys ABCD1234EF567890 &gt; kirchenplanung-backup.PRIVAT.asc</w:t>
+      </w:r>
+    </w:p>
+    <w:p>
+      <w:pPr>
+        <w:pBdr>
+          <w:left w:val="single" w:color="E59866" w:sz="6" w:space="8"/>
+        </w:pBdr>
+        <w:spacing w:after="120" w:before="60"/>
+        <w:ind w:left="360"/>
+      </w:pPr>
+      <w:r>
+        <w:rPr>
+          <w:rFonts w:ascii="Calibri" w:cs="Calibri" w:eastAsia="Calibri" w:hAnsi="Calibri"/>
+          <w:i/>
+          <w:iCs/>
+          <w:color w:val="8B4000"/>
+          <w:sz w:val="20"/>
+          <w:szCs w:val="20"/>
+        </w:rPr>
+        <w:t xml:space="preserve">⚠ Diese Datei enthält den privaten Schlüssel. Niemals per E-Mail verschicken, niemals ins Repo committen, niemals auf dem VPS speichern.</w:t>
+      </w:r>
+    </w:p>
+    <w:p>
+      <w:pPr>
+        <w:pStyle w:val="ListParagraph"/>
+        <w:numPr>
+          <w:ilvl w:val="0"/>
+          <w:numId w:val="3"/>
+        </w:numPr>
+      </w:pPr>
+      <w:r>
+        <w:rPr>
+          <w:rFonts w:ascii="Calibri" w:cs="Calibri" w:eastAsia="Calibri" w:hAnsi="Calibri"/>
+          <w:sz w:val="22"/>
+          <w:szCs w:val="22"/>
+        </w:rPr>
+        <w:t xml:space="preserve">Empfohlene Aufbewahrungsorte:</w:t>
+      </w:r>
+    </w:p>
+    <w:p>
+      <w:pPr>
+        <w:pStyle w:val="ListParagraph"/>
+        <w:numPr>
+          <w:ilvl w:val="1"/>
+          <w:numId w:val="2"/>
+        </w:numPr>
+      </w:pPr>
+      <w:r>
+        <w:rPr>
+          <w:rFonts w:ascii="Calibri" w:cs="Calibri" w:eastAsia="Calibri" w:hAnsi="Calibri"/>
+          <w:sz w:val="22"/>
+          <w:szCs w:val="22"/>
+        </w:rPr>
+        <w:t xml:space="preserve">Passwort-Manager (z.B. Bitwarden, KeePass) — als Dateianhang oder Secure Note</w:t>
+      </w:r>
+    </w:p>
+    <w:p>
+      <w:pPr>
+        <w:pStyle w:val="ListParagraph"/>
+        <w:numPr>
+          <w:ilvl w:val="1"/>
+          <w:numId w:val="2"/>
+        </w:numPr>
+      </w:pPr>
+      <w:r>
+        <w:rPr>
+          <w:rFonts w:ascii="Calibri" w:cs="Calibri" w:eastAsia="Calibri" w:hAnsi="Calibri"/>
+          <w:sz w:val="22"/>
+          <w:szCs w:val="22"/>
+        </w:rPr>
+        <w:t xml:space="preserve">Verschlüsselter USB-Stick an sicherem physischen Ort (z.B. Tresor der Kirchgemeinde)</w:t>
+      </w:r>
+    </w:p>
+    <w:p>
+      <w:pPr>
+        <w:pStyle w:val="ListParagraph"/>
+        <w:numPr>
+          <w:ilvl w:val="1"/>
+          <w:numId w:val="2"/>
+        </w:numPr>
+      </w:pPr>
+      <w:r>
+        <w:rPr>
+          <w:rFonts w:ascii="Calibri" w:cs="Calibri" w:eastAsia="Calibri" w:hAnsi="Calibri"/>
+          <w:sz w:val="22"/>
+          <w:szCs w:val="22"/>
+        </w:rPr>
+        <w:t xml:space="preserve">Ausgedruckt und versiegelt beim Pfarrer oder Kirchenpflege (Notfallzugang)</w:t>
+      </w:r>
+    </w:p>
+    <w:p>
+      <w:pPr>
+        <w:pStyle w:val="ListParagraph"/>
+        <w:numPr>
+          <w:ilvl w:val="0"/>
+          <w:numId w:val="3"/>
+        </w:numPr>
+      </w:pPr>
+      <w:r>
+        <w:rPr>
+          <w:rFonts w:ascii="Calibri" w:cs="Calibri" w:eastAsia="Calibri" w:hAnsi="Calibri"/>
+          <w:sz w:val="22"/>
+          <w:szCs w:val="22"/>
+        </w:rPr>
+        <w:t xml:space="preserve">Private Key vom lokalen Dateisystem löschen sobald er sicher gespeichert ist:</w:t>
+      </w:r>
+    </w:p>
+    <w:p>
+      <w:pPr>
+        <w:shd w:fill="F0F0F0" w:val="clear"/>
+        <w:spacing w:after="40"/>
+        <w:ind w:left="480"/>
+      </w:pPr>
+      <w:r>
+        <w:rPr>
+          <w:rFonts w:ascii="Courier New" w:cs="Courier New" w:eastAsia="Courier New" w:hAnsi="Courier New"/>
+          <w:sz w:val="20"/>
+          <w:szCs w:val="20"/>
+        </w:rPr>
+        <w:t xml:space="preserve">shred -u kirchenplanung-backup.PRIVAT.asc</w:t>
+      </w:r>
+    </w:p>
+    <w:p>
+      <w:pPr>
+        <w:spacing w:after="80"/>
+      </w:pPr>
+      <w:r>
+        <w:t xml:space="preserve"/>
+      </w:r>
+    </w:p>
+    <w:p>
+      <w:pPr>
+        <w:pStyle w:val="Heading3"/>
+        <w:spacing w:after="60" w:before="160"/>
+      </w:pPr>
+      <w:r>
+        <w:rPr>
+          <w:rFonts w:ascii="Calibri" w:cs="Calibri" w:eastAsia="Calibri" w:hAnsi="Calibri"/>
+          <w:b/>
+          <w:bCs/>
+          <w:color w:val="2E4057"/>
+          <w:sz w:val="22"/>
+          <w:szCs w:val="22"/>
+        </w:rPr>
+        <w:t xml:space="preserve">Regelmässige Prüfung (jährlich)</w:t>
+      </w:r>
+    </w:p>
+    <w:p>
+      <w:pPr>
+        <w:pStyle w:val="ListParagraph"/>
+        <w:numPr>
+          <w:ilvl w:val="0"/>
+          <w:numId w:val="2"/>
+        </w:numPr>
+      </w:pPr>
+      <w:r>
+        <w:rPr>
+          <w:rFonts w:ascii="Calibri" w:cs="Calibri" w:eastAsia="Calibri" w:hAnsi="Calibri"/>
+          <w:sz w:val="22"/>
+          <w:szCs w:val="22"/>
+        </w:rPr>
+        <w:t xml:space="preserve">Ist der Private Key noch am sicheren Ort vorhanden?</w:t>
+      </w:r>
+    </w:p>
+    <w:p>
+      <w:pPr>
+        <w:pStyle w:val="ListParagraph"/>
+        <w:numPr>
+          <w:ilvl w:val="0"/>
+          <w:numId w:val="2"/>
+        </w:numPr>
+      </w:pPr>
+      <w:r>
+        <w:rPr>
+          <w:rFonts w:ascii="Calibri" w:cs="Calibri" w:eastAsia="Calibri" w:hAnsi="Calibri"/>
+          <w:sz w:val="22"/>
+          <w:szCs w:val="22"/>
+        </w:rPr>
+        <w:t xml:space="preserve">Kann ein Backup erfolgreich entschlüsselt werden? → gpg --decrypt latest.sql.gpg | head -5</w:t>
+      </w:r>
+    </w:p>
+    <w:p>
+      <w:pPr>
+        <w:pStyle w:val="ListParagraph"/>
+        <w:numPr>
+          <w:ilvl w:val="0"/>
+          <w:numId w:val="2"/>
+        </w:numPr>
+      </w:pPr>
+      <w:r>
+        <w:rPr>
+          <w:rFonts w:ascii="Calibri" w:cs="Calibri" w:eastAsia="Calibri" w:hAnsi="Calibri"/>
+          <w:sz w:val="22"/>
+          <w:szCs w:val="22"/>
+        </w:rPr>
+        <w:t xml:space="preserve">Kennt mindestens eine zweite Person den Aufbewahrungsort des Private Keys (Notfallzugang)?</w:t>
+      </w:r>
+    </w:p>
+    <w:p>
+      <w:pPr>
+        <w:spacing w:after="80"/>
+      </w:pPr>
+      <w:r>
+        <w:t xml:space="preserve"/>
+      </w:r>
+    </w:p>
+    <w:p>
+      <w:pPr>
+        <w:pStyle w:val="Heading3"/>
+        <w:spacing w:after="60" w:before="160"/>
+      </w:pPr>
+      <w:r>
+        <w:rPr>
+          <w:rFonts w:ascii="Calibri" w:cs="Calibri" w:eastAsia="Calibri" w:hAnsi="Calibri"/>
+          <w:b/>
+          <w:bCs/>
+          <w:color w:val="2E4057"/>
+          <w:sz w:val="22"/>
+          <w:szCs w:val="22"/>
+        </w:rPr>
+        <w:t xml:space="preserve">Schlüssel erneuern (nach Ablauf oder Kompromittierung)</w:t>
+      </w:r>
+    </w:p>
+    <w:p>
+      <w:pPr>
+        <w:pStyle w:val="ListParagraph"/>
+        <w:numPr>
+          <w:ilvl w:val="0"/>
+          <w:numId w:val="3"/>
+        </w:numPr>
+      </w:pPr>
+      <w:r>
+        <w:rPr>
+          <w:rFonts w:ascii="Calibri" w:cs="Calibri" w:eastAsia="Calibri" w:hAnsi="Calibri"/>
+          <w:sz w:val="22"/>
+          <w:szCs w:val="22"/>
+        </w:rPr>
+        <w:t xml:space="preserve">Neues Schlüsselpaar generieren (wie oben)</w:t>
+      </w:r>
+    </w:p>
+    <w:p>
+      <w:pPr>
+        <w:pStyle w:val="ListParagraph"/>
+        <w:numPr>
+          <w:ilvl w:val="0"/>
+          <w:numId w:val="3"/>
+        </w:numPr>
+      </w:pPr>
+      <w:r>
+        <w:rPr>
+          <w:rFonts w:ascii="Calibri" w:cs="Calibri" w:eastAsia="Calibri" w:hAnsi="Calibri"/>
+          <w:sz w:val="22"/>
+          <w:szCs w:val="22"/>
+        </w:rPr>
+        <w:t xml:space="preserve">Public Key auf VPS deployen</w:t>
+      </w:r>
+    </w:p>
+    <w:p>
+      <w:pPr>
+        <w:pStyle w:val="ListParagraph"/>
+        <w:numPr>
+          <w:ilvl w:val="0"/>
+          <w:numId w:val="3"/>
+        </w:numPr>
+      </w:pPr>
+      <w:r>
+        <w:rPr>
+          <w:rFonts w:ascii="Calibri" w:cs="Calibri" w:eastAsia="Calibri" w:hAnsi="Calibri"/>
+          <w:sz w:val="22"/>
+          <w:szCs w:val="22"/>
+        </w:rPr>
+        <w:t xml:space="preserve">Alten Public Key vom VPS entfernen:</w:t>
+      </w:r>
+    </w:p>
+    <w:p>
+      <w:pPr>
+        <w:shd w:fill="F0F0F0" w:val="clear"/>
+        <w:spacing w:after="40"/>
+        <w:ind w:left="480"/>
+      </w:pPr>
+      <w:r>
+        <w:rPr>
+          <w:rFonts w:ascii="Courier New" w:cs="Courier New" w:eastAsia="Courier New" w:hAnsi="Courier New"/>
+          <w:sz w:val="20"/>
+          <w:szCs w:val="20"/>
+        </w:rPr>
+        <w:t xml:space="preserve">gpg --delete-key ALTERKEY</w:t>
+      </w:r>
+    </w:p>
+    <w:p>
+      <w:pPr>
+        <w:pStyle w:val="ListParagraph"/>
+        <w:numPr>
+          <w:ilvl w:val="0"/>
+          <w:numId w:val="3"/>
+        </w:numPr>
+      </w:pPr>
+      <w:r>
+        <w:rPr>
+          <w:rFonts w:ascii="Calibri" w:cs="Calibri" w:eastAsia="Calibri" w:hAnsi="Calibri"/>
+          <w:sz w:val="22"/>
+          <w:szCs w:val="22"/>
+        </w:rPr>
+        <w:t xml:space="preserve">GPG_KEY_ID in .env aktualisieren</w:t>
+      </w:r>
+    </w:p>
+    <w:p>
+      <w:pPr>
+        <w:pStyle w:val="ListParagraph"/>
+        <w:numPr>
+          <w:ilvl w:val="0"/>
+          <w:numId w:val="3"/>
+        </w:numPr>
+      </w:pPr>
+      <w:r>
+        <w:rPr>
+          <w:rFonts w:ascii="Calibri" w:cs="Calibri" w:eastAsia="Calibri" w:hAnsi="Calibri"/>
+          <w:sz w:val="22"/>
+          <w:szCs w:val="22"/>
+        </w:rPr>
+        <w:t xml:space="preserve">Alten Private Key sicher vernichten (shred)</w:t>
+      </w:r>
+    </w:p>
+    <w:p>
+      <w:pPr>
+        <w:pBdr>
+          <w:left w:val="single" w:color="E59866" w:sz="6" w:space="8"/>
+        </w:pBdr>
+        <w:spacing w:after="120" w:before="60"/>
+        <w:ind w:left="360"/>
+      </w:pPr>
+      <w:r>
+        <w:rPr>
+          <w:rFonts w:ascii="Calibri" w:cs="Calibri" w:eastAsia="Calibri" w:hAnsi="Calibri"/>
+          <w:i/>
+          <w:iCs/>
+          <w:color w:val="8B4000"/>
+          <w:sz w:val="20"/>
+          <w:szCs w:val="20"/>
+        </w:rPr>
+        <w:t xml:space="preserve">⚠ Alte Backups die mit dem alten Key verschlüsselt wurden bleiben nur mit dem alten Private Key entschlüsselbar. Alten Private Key daher aufbewahren bis alle alten Backups abgelaufen sind (90 Tage Rotation).</w:t>
+      </w:r>
+    </w:p>
+    <w:p>
+      <w:pPr>
+        <w:spacing w:after="80"/>
+      </w:pPr>
+      <w:r>
+        <w:t xml:space="preserve"/>
+      </w:r>
+    </w:p>
+    <w:p>
+      <w:pPr>
         <w:pStyle w:val="Heading1"/>
         <w:pBdr>
           <w:bottom w:val="single" w:color="AABBD0" w:sz="4" w:space="1"/>
@@ -2610,7 +3637,7 @@
           <w:sz w:val="18"/>
           <w:szCs w:val="18"/>
         </w:rPr>
-        <w:t xml:space="preserve">[ TECHNISCHER ABSCHNITT — erfordert Linux/Docker-Kenntnisse ]</w:t>
+        <w:t xml:space="preserve">[ TECHNISCHER ABSCHNITT — erfordert Linux/GPG-Kenntnisse ]</w:t>
       </w:r>
     </w:p>
     <w:p>
@@ -2644,7 +3671,7 @@
           <w:sz w:val="22"/>
           <w:szCs w:val="22"/>
         </w:rPr>
-        <w:t xml:space="preserve">In das App-Verzeichnis wechseln:</w:t>
+        <w:t xml:space="preserve">Verzeichnis wechseln:</w:t>
       </w:r>
     </w:p>
     <w:p>
@@ -2676,7 +3703,7 @@
           <w:sz w:val="22"/>
           <w:szCs w:val="22"/>
         </w:rPr>
-        <w:t xml:space="preserve">Aktuellen Stand holen:</w:t>
+        <w:t xml:space="preserve">Stand holen:</w:t>
       </w:r>
     </w:p>
     <w:p>
@@ -2708,7 +3735,7 @@
           <w:sz w:val="22"/>
           <w:szCs w:val="22"/>
         </w:rPr>
-        <w:t xml:space="preserve">Neues Image bauen:</w:t>
+        <w:t xml:space="preserve">Image bauen:</w:t>
       </w:r>
     </w:p>
     <w:p>
@@ -2740,7 +3767,7 @@
           <w:sz w:val="22"/>
           <w:szCs w:val="22"/>
         </w:rPr>
-        <w:t xml:space="preserve">Datenbankmigrationen ausführen (falls vorhanden):</w:t>
+        <w:t xml:space="preserve">Migrationen:</w:t>
       </w:r>
     </w:p>
     <w:p>
@@ -2772,7 +3799,7 @@
           <w:sz w:val="22"/>
           <w:szCs w:val="22"/>
         </w:rPr>
-        <w:t xml:space="preserve">App-Container neu starten (DB und nginx laufen weiter):</w:t>
+        <w:t xml:space="preserve">App neu starten:</w:t>
       </w:r>
     </w:p>
     <w:p>
@@ -2869,19 +3896,6 @@
     </w:p>
     <w:p>
       <w:pPr>
-        <w:spacing w:after="120"/>
-      </w:pPr>
-      <w:r>
-        <w:rPr>
-          <w:rFonts w:ascii="Calibri" w:cs="Calibri" w:eastAsia="Calibri" w:hAnsi="Calibri"/>
-          <w:sz w:val="22"/>
-          <w:szCs w:val="22"/>
-        </w:rPr>
-        <w:t xml:space="preserve">Monatlich empfohlen:</w:t>
-      </w:r>
-    </w:p>
-    <w:p>
-      <w:pPr>
         <w:shd w:fill="F0F0F0" w:val="clear"/>
         <w:spacing w:after="40"/>
         <w:ind w:left="480"/>
@@ -2893,36 +3907,6 @@
           <w:szCs w:val="20"/>
         </w:rPr>
         <w:t xml:space="preserve">apt update &amp;&amp; apt upgrade -y</w:t>
-      </w:r>
-    </w:p>
-    <w:p>
-      <w:pPr>
-        <w:shd w:fill="F0F0F0" w:val="clear"/>
-        <w:spacing w:after="40"/>
-        <w:ind w:left="480"/>
-      </w:pPr>
-      <w:r>
-        <w:rPr>
-          <w:rFonts w:ascii="Courier New" w:cs="Courier New" w:eastAsia="Courier New" w:hAnsi="Courier New"/>
-          <w:sz w:val="20"/>
-          <w:szCs w:val="20"/>
-        </w:rPr>
-        <w:t xml:space="preserve"># Reboot nur wenn Kernel-Update:</w:t>
-      </w:r>
-    </w:p>
-    <w:p>
-      <w:pPr>
-        <w:shd w:fill="F0F0F0" w:val="clear"/>
-        <w:spacing w:after="40"/>
-        <w:ind w:left="480"/>
-      </w:pPr>
-      <w:r>
-        <w:rPr>
-          <w:rFonts w:ascii="Courier New" w:cs="Courier New" w:eastAsia="Courier New" w:hAnsi="Courier New"/>
-          <w:sz w:val="20"/>
-          <w:szCs w:val="20"/>
-        </w:rPr>
-        <w:t xml:space="preserve">reboot</w:t>
       </w:r>
     </w:p>
     <w:p>
@@ -2952,19 +3936,6 @@
     </w:p>
     <w:p>
       <w:pPr>
-        <w:spacing w:after="120"/>
-      </w:pPr>
-      <w:r>
-        <w:rPr>
-          <w:rFonts w:ascii="Calibri" w:cs="Calibri" w:eastAsia="Calibri" w:hAnsi="Calibri"/>
-          <w:sz w:val="22"/>
-          <w:szCs w:val="22"/>
-        </w:rPr>
-        <w:t xml:space="preserve">Let's Encrypt-Zertifikate laufen nach 90 Tagen ab. Certbot erneuert automatisch:</w:t>
-      </w:r>
-    </w:p>
-    <w:p>
-      <w:pPr>
         <w:shd w:fill="F0F0F0" w:val="clear"/>
         <w:spacing w:after="40"/>
         <w:ind w:left="480"/>
@@ -2975,7 +3946,7 @@
           <w:sz w:val="20"/>
           <w:szCs w:val="20"/>
         </w:rPr>
-        <w:t xml:space="preserve"># Automatische Erneuerung prüfen:</w:t>
+        <w:t xml:space="preserve">systemctl status certbot.timer</w:t>
       </w:r>
     </w:p>
     <w:p>
@@ -2990,37 +3961,7 @@
           <w:sz w:val="20"/>
           <w:szCs w:val="20"/>
         </w:rPr>
-        <w:t xml:space="preserve">systemctl status certbot.timer</w:t>
-      </w:r>
-    </w:p>
-    <w:p>
-      <w:pPr>
-        <w:shd w:fill="F0F0F0" w:val="clear"/>
-        <w:spacing w:after="40"/>
-        <w:ind w:left="480"/>
-      </w:pPr>
-      <w:r>
-        <w:rPr>
-          <w:rFonts w:ascii="Courier New" w:cs="Courier New" w:eastAsia="Courier New" w:hAnsi="Courier New"/>
-          <w:sz w:val="20"/>
-          <w:szCs w:val="20"/>
-        </w:rPr>
-        <w:t xml:space="preserve"># Manuell erneuern (falls nötig):</w:t>
-      </w:r>
-    </w:p>
-    <w:p>
-      <w:pPr>
-        <w:shd w:fill="F0F0F0" w:val="clear"/>
-        <w:spacing w:after="40"/>
-        <w:ind w:left="480"/>
-      </w:pPr>
-      <w:r>
-        <w:rPr>
-          <w:rFonts w:ascii="Courier New" w:cs="Courier New" w:eastAsia="Courier New" w:hAnsi="Courier New"/>
-          <w:sz w:val="20"/>
-          <w:szCs w:val="20"/>
-        </w:rPr>
-        <w:t xml:space="preserve">certbot renew</w:t>
+        <w:t xml:space="preserve">certbot renew   # manuell falls nötig</w:t>
       </w:r>
     </w:p>
     <w:p>
@@ -3045,20 +3986,7 @@
           <w:sz w:val="24"/>
           <w:szCs w:val="24"/>
         </w:rPr>
-        <w:t xml:space="preserve">4.4 Docker-Wartung</w:t>
-      </w:r>
-    </w:p>
-    <w:p>
-      <w:pPr>
-        <w:spacing w:after="120"/>
-      </w:pPr>
-      <w:r>
-        <w:rPr>
-          <w:rFonts w:ascii="Calibri" w:cs="Calibri" w:eastAsia="Calibri" w:hAnsi="Calibri"/>
-          <w:sz w:val="22"/>
-          <w:szCs w:val="22"/>
-        </w:rPr>
-        <w:t xml:space="preserve">Vierteljährlich empfohlen — ungenutzte Images und Volumes entfernen:</w:t>
+        <w:t xml:space="preserve">4.4 Docker-Wartung (vierteljährlich)</w:t>
       </w:r>
     </w:p>
     <w:p>
@@ -3074,21 +4002,6 @@
           <w:szCs w:val="20"/>
         </w:rPr>
         <w:t xml:space="preserve">docker system prune -f</w:t>
-      </w:r>
-    </w:p>
-    <w:p>
-      <w:pPr>
-        <w:shd w:fill="F0F0F0" w:val="clear"/>
-        <w:spacing w:after="40"/>
-        <w:ind w:left="480"/>
-      </w:pPr>
-      <w:r>
-        <w:rPr>
-          <w:rFonts w:ascii="Courier New" w:cs="Courier New" w:eastAsia="Courier New" w:hAnsi="Courier New"/>
-          <w:sz w:val="20"/>
-          <w:szCs w:val="20"/>
-        </w:rPr>
-        <w:t xml:space="preserve">docker volume prune -f   # ACHTUNG: nur wenn alle Container laufen</w:t>
       </w:r>
     </w:p>
     <w:p>
@@ -3128,22 +4041,7 @@
           <w:sz w:val="20"/>
           <w:szCs w:val="20"/>
         </w:rPr>
-        <w:t xml:space="preserve">docker compose exec db psql -U kp_app kirchenplanung -c "</w:t>
-      </w:r>
-    </w:p>
-    <w:p>
-      <w:pPr>
-        <w:shd w:fill="F0F0F0" w:val="clear"/>
-        <w:spacing w:after="40"/>
-        <w:ind w:left="480"/>
-      </w:pPr>
-      <w:r>
-        <w:rPr>
-          <w:rFonts w:ascii="Courier New" w:cs="Courier New" w:eastAsia="Courier New" w:hAnsi="Courier New"/>
-          <w:sz w:val="20"/>
-          <w:szCs w:val="20"/>
-        </w:rPr>
-        <w:t xml:space="preserve">  SELECT pg_size_pretty(pg_database_size('kirchenplanung'));"</w:t>
+        <w:t xml:space="preserve">docker compose exec db psql -U kp_app kirchenplanung -c "SELECT pg_size_pretty(pg_database_size('kirchenplanung'));"</w:t>
       </w:r>
     </w:p>
     <w:p>
@@ -3204,7 +4102,7 @@
           <w:sz w:val="18"/>
           <w:szCs w:val="18"/>
         </w:rPr>
-        <w:t xml:space="preserve">[ TECHNISCHER ABSCHNITT — erfordert Linux/Docker-Kenntnisse ]</w:t>
+        <w:t xml:space="preserve">[ TECHNISCHER ABSCHNITT — erfordert Linux/GPG-Kenntnisse ]</w:t>
       </w:r>
     </w:p>
     <w:tbl>
@@ -3247,7 +4145,6 @@
                 <w:rFonts w:ascii="Calibri" w:cs="Calibri" w:eastAsia="Calibri" w:hAnsi="Calibri"/>
                 <w:b/>
                 <w:bCs/>
-                <w:color w:val="000000"/>
                 <w:sz w:val="20"/>
                 <w:szCs w:val="20"/>
               </w:rPr>
@@ -3278,7 +4175,6 @@
                 <w:rFonts w:ascii="Calibri" w:cs="Calibri" w:eastAsia="Calibri" w:hAnsi="Calibri"/>
                 <w:b/>
                 <w:bCs/>
-                <w:color w:val="000000"/>
                 <w:sz w:val="20"/>
                 <w:szCs w:val="20"/>
               </w:rPr>
@@ -3311,11 +4207,10 @@
                 <w:rFonts w:ascii="Calibri" w:cs="Calibri" w:eastAsia="Calibri" w:hAnsi="Calibri"/>
                 <w:b w:val="false"/>
                 <w:bCs w:val="false"/>
-                <w:color w:val="000000"/>
-                <w:sz w:val="20"/>
-                <w:szCs w:val="20"/>
-              </w:rPr>
-              <w:t xml:space="preserve">Container-Status prüfen</w:t>
+                <w:sz w:val="20"/>
+                <w:szCs w:val="20"/>
+              </w:rPr>
+              <w:t xml:space="preserve">Container-Status</w:t>
             </w:r>
           </w:p>
         </w:tc>
@@ -3342,7 +4237,6 @@
                 <w:rFonts w:ascii="Calibri" w:cs="Calibri" w:eastAsia="Calibri" w:hAnsi="Calibri"/>
                 <w:b w:val="false"/>
                 <w:bCs w:val="false"/>
-                <w:color w:val="000000"/>
                 <w:sz w:val="20"/>
                 <w:szCs w:val="20"/>
               </w:rPr>
@@ -3375,11 +4269,10 @@
                 <w:rFonts w:ascii="Calibri" w:cs="Calibri" w:eastAsia="Calibri" w:hAnsi="Calibri"/>
                 <w:b w:val="false"/>
                 <w:bCs w:val="false"/>
-                <w:color w:val="000000"/>
-                <w:sz w:val="20"/>
-                <w:szCs w:val="20"/>
-              </w:rPr>
-              <w:t xml:space="preserve">App-Logs ansehen</w:t>
+                <w:sz w:val="20"/>
+                <w:szCs w:val="20"/>
+              </w:rPr>
+              <w:t xml:space="preserve">App-Logs</w:t>
             </w:r>
           </w:p>
         </w:tc>
@@ -3406,7 +4299,6 @@
                 <w:rFonts w:ascii="Calibri" w:cs="Calibri" w:eastAsia="Calibri" w:hAnsi="Calibri"/>
                 <w:b w:val="false"/>
                 <w:bCs w:val="false"/>
-                <w:color w:val="000000"/>
                 <w:sz w:val="20"/>
                 <w:szCs w:val="20"/>
               </w:rPr>
@@ -3439,11 +4331,10 @@
                 <w:rFonts w:ascii="Calibri" w:cs="Calibri" w:eastAsia="Calibri" w:hAnsi="Calibri"/>
                 <w:b w:val="false"/>
                 <w:bCs w:val="false"/>
-                <w:color w:val="000000"/>
-                <w:sz w:val="20"/>
-                <w:szCs w:val="20"/>
-              </w:rPr>
-              <w:t xml:space="preserve">DB-Logs ansehen</w:t>
+                <w:sz w:val="20"/>
+                <w:szCs w:val="20"/>
+              </w:rPr>
+              <w:t xml:space="preserve">DB-Logs</w:t>
             </w:r>
           </w:p>
         </w:tc>
@@ -3470,7 +4361,6 @@
                 <w:rFonts w:ascii="Calibri" w:cs="Calibri" w:eastAsia="Calibri" w:hAnsi="Calibri"/>
                 <w:b w:val="false"/>
                 <w:bCs w:val="false"/>
-                <w:color w:val="000000"/>
                 <w:sz w:val="20"/>
                 <w:szCs w:val="20"/>
               </w:rPr>
@@ -3503,11 +4393,10 @@
                 <w:rFonts w:ascii="Calibri" w:cs="Calibri" w:eastAsia="Calibri" w:hAnsi="Calibri"/>
                 <w:b w:val="false"/>
                 <w:bCs w:val="false"/>
-                <w:color w:val="000000"/>
-                <w:sz w:val="20"/>
-                <w:szCs w:val="20"/>
-              </w:rPr>
-              <w:t xml:space="preserve">Nginx-Logs ansehen</w:t>
+                <w:sz w:val="20"/>
+                <w:szCs w:val="20"/>
+              </w:rPr>
+              <w:t xml:space="preserve">Datenbankverbindung testen</w:t>
             </w:r>
           </w:p>
         </w:tc>
@@ -3534,11 +4423,10 @@
                 <w:rFonts w:ascii="Calibri" w:cs="Calibri" w:eastAsia="Calibri" w:hAnsi="Calibri"/>
                 <w:b w:val="false"/>
                 <w:bCs w:val="false"/>
-                <w:color w:val="000000"/>
-                <w:sz w:val="20"/>
-                <w:szCs w:val="20"/>
-              </w:rPr>
-              <w:t xml:space="preserve">docker compose logs -f nginx --tail=50</w:t>
+                <w:sz w:val="20"/>
+                <w:szCs w:val="20"/>
+              </w:rPr>
+              <w:t xml:space="preserve">docker compose exec db pg_isready -U kp_app</w:t>
             </w:r>
           </w:p>
         </w:tc>
@@ -3567,11 +4455,10 @@
                 <w:rFonts w:ascii="Calibri" w:cs="Calibri" w:eastAsia="Calibri" w:hAnsi="Calibri"/>
                 <w:b w:val="false"/>
                 <w:bCs w:val="false"/>
-                <w:color w:val="000000"/>
-                <w:sz w:val="20"/>
-                <w:szCs w:val="20"/>
-              </w:rPr>
-              <w:t xml:space="preserve">Datenbankverbindung testen</w:t>
+                <w:sz w:val="20"/>
+                <w:szCs w:val="20"/>
+              </w:rPr>
+              <w:t xml:space="preserve">Speicherplatz</w:t>
             </w:r>
           </w:p>
         </w:tc>
@@ -3598,11 +4485,10 @@
                 <w:rFonts w:ascii="Calibri" w:cs="Calibri" w:eastAsia="Calibri" w:hAnsi="Calibri"/>
                 <w:b w:val="false"/>
                 <w:bCs w:val="false"/>
-                <w:color w:val="000000"/>
-                <w:sz w:val="20"/>
-                <w:szCs w:val="20"/>
-              </w:rPr>
-              <w:t xml:space="preserve">docker compose exec db pg_isready -U kp_app</w:t>
+                <w:sz w:val="20"/>
+                <w:szCs w:val="20"/>
+              </w:rPr>
+              <w:t xml:space="preserve">df -h</w:t>
             </w:r>
           </w:p>
         </w:tc>
@@ -3631,11 +4517,10 @@
                 <w:rFonts w:ascii="Calibri" w:cs="Calibri" w:eastAsia="Calibri" w:hAnsi="Calibri"/>
                 <w:b w:val="false"/>
                 <w:bCs w:val="false"/>
-                <w:color w:val="000000"/>
-                <w:sz w:val="20"/>
-                <w:szCs w:val="20"/>
-              </w:rPr>
-              <w:t xml:space="preserve">Speicherplatz prüfen</w:t>
+                <w:sz w:val="20"/>
+                <w:szCs w:val="20"/>
+              </w:rPr>
+              <w:t xml:space="preserve">RAM-Auslastung</w:t>
             </w:r>
           </w:p>
         </w:tc>
@@ -3662,71 +4547,6 @@
                 <w:rFonts w:ascii="Calibri" w:cs="Calibri" w:eastAsia="Calibri" w:hAnsi="Calibri"/>
                 <w:b w:val="false"/>
                 <w:bCs w:val="false"/>
-                <w:color w:val="000000"/>
-                <w:sz w:val="20"/>
-                <w:szCs w:val="20"/>
-              </w:rPr>
-              <w:t xml:space="preserve">df -h</w:t>
-            </w:r>
-          </w:p>
-        </w:tc>
-      </w:tr>
-      <w:tr>
-        <w:tc>
-          <w:tcPr>
-            <w:tcW w:type="dxa" w:w="3200"/>
-            <w:tcBorders>
-              <w:top w:val="single" w:color="BBCCDD" w:sz="1"/>
-              <w:left w:val="single" w:color="BBCCDD" w:sz="1"/>
-              <w:bottom w:val="single" w:color="BBCCDD" w:sz="1"/>
-              <w:right w:val="single" w:color="BBCCDD" w:sz="1"/>
-            </w:tcBorders>
-            <w:shd w:fill="FFFFFF" w:val="clear"/>
-            <w:tcMar>
-              <w:top w:type="dxa" w:w="80"/>
-              <w:left w:type="dxa" w:w="120"/>
-              <w:bottom w:type="dxa" w:w="80"/>
-              <w:right w:type="dxa" w:w="120"/>
-            </w:tcMar>
-          </w:tcPr>
-          <w:p>
-            <w:r>
-              <w:rPr>
-                <w:rFonts w:ascii="Calibri" w:cs="Calibri" w:eastAsia="Calibri" w:hAnsi="Calibri"/>
-                <w:b w:val="false"/>
-                <w:bCs w:val="false"/>
-                <w:color w:val="000000"/>
-                <w:sz w:val="20"/>
-                <w:szCs w:val="20"/>
-              </w:rPr>
-              <w:t xml:space="preserve">RAM-Auslastung prüfen</w:t>
-            </w:r>
-          </w:p>
-        </w:tc>
-        <w:tc>
-          <w:tcPr>
-            <w:tcW w:type="dxa" w:w="5826"/>
-            <w:tcBorders>
-              <w:top w:val="single" w:color="BBCCDD" w:sz="1"/>
-              <w:left w:val="single" w:color="BBCCDD" w:sz="1"/>
-              <w:bottom w:val="single" w:color="BBCCDD" w:sz="1"/>
-              <w:right w:val="single" w:color="BBCCDD" w:sz="1"/>
-            </w:tcBorders>
-            <w:shd w:fill="FFFFFF" w:val="clear"/>
-            <w:tcMar>
-              <w:top w:type="dxa" w:w="80"/>
-              <w:left w:type="dxa" w:w="120"/>
-              <w:bottom w:type="dxa" w:w="80"/>
-              <w:right w:type="dxa" w:w="120"/>
-            </w:tcMar>
-          </w:tcPr>
-          <w:p>
-            <w:r>
-              <w:rPr>
-                <w:rFonts w:ascii="Calibri" w:cs="Calibri" w:eastAsia="Calibri" w:hAnsi="Calibri"/>
-                <w:b w:val="false"/>
-                <w:bCs w:val="false"/>
-                <w:color w:val="000000"/>
                 <w:sz w:val="20"/>
                 <w:szCs w:val="20"/>
               </w:rPr>
@@ -3809,7 +4629,7 @@
           <w:sz w:val="22"/>
           <w:szCs w:val="22"/>
         </w:rPr>
-        <w:t xml:space="preserve">TLS-Zertifikat abgelaufen? → certbot renew</w:t>
+        <w:t xml:space="preserve">TLS abgelaufen? → certbot renew</w:t>
       </w:r>
     </w:p>
     <w:p>
@@ -3826,7 +4646,32 @@
           <w:sz w:val="22"/>
           <w:szCs w:val="22"/>
         </w:rPr>
-        <w:t xml:space="preserve">VPS erreichbar? → ping kirchenplanung.example.ch</w:t>
+        <w:t xml:space="preserve">Port 443 offen? → Infomaniak Firewall prüfen</w:t>
+      </w:r>
+    </w:p>
+    <w:p>
+      <w:pPr>
+        <w:spacing w:after="80"/>
+      </w:pPr>
+      <w:r>
+        <w:t xml:space="preserve"/>
+      </w:r>
+    </w:p>
+    <w:p>
+      <w:pPr>
+        <w:pStyle w:val="Heading3"/>
+        <w:spacing w:after="60" w:before="160"/>
+      </w:pPr>
+      <w:r>
+        <w:rPr>
+          <w:rFonts w:ascii="Calibri" w:cs="Calibri" w:eastAsia="Calibri" w:hAnsi="Calibri"/>
+          <w:b/>
+          <w:bCs/>
+          <w:color w:val="2E4057"/>
+          <w:sz w:val="22"/>
+          <w:szCs w:val="22"/>
+        </w:rPr>
+        <w:t xml:space="preserve">Login funktioniert nicht</w:t>
       </w:r>
     </w:p>
     <w:p>
@@ -3843,32 +4688,7 @@
           <w:sz w:val="22"/>
           <w:szCs w:val="22"/>
         </w:rPr>
-        <w:t xml:space="preserve">Port 443 offen? → Infomaniak Firewall-Einstellungen prüfen</w:t>
-      </w:r>
-    </w:p>
-    <w:p>
-      <w:pPr>
-        <w:spacing w:after="80"/>
-      </w:pPr>
-      <w:r>
-        <w:t xml:space="preserve"/>
-      </w:r>
-    </w:p>
-    <w:p>
-      <w:pPr>
-        <w:pStyle w:val="Heading3"/>
-        <w:spacing w:after="60" w:before="160"/>
-      </w:pPr>
-      <w:r>
-        <w:rPr>
-          <w:rFonts w:ascii="Calibri" w:cs="Calibri" w:eastAsia="Calibri" w:hAnsi="Calibri"/>
-          <w:b/>
-          <w:bCs/>
-          <w:color w:val="2E4057"/>
-          <w:sz w:val="22"/>
-          <w:szCs w:val="22"/>
-        </w:rPr>
-        <w:t xml:space="preserve">Login funktioniert nicht</w:t>
+        <w:t xml:space="preserve">App-Container läuft? → docker compose ps</w:t>
       </w:r>
     </w:p>
     <w:p>
@@ -3885,7 +4705,7 @@
           <w:sz w:val="22"/>
           <w:szCs w:val="22"/>
         </w:rPr>
-        <w:t xml:space="preserve">App-Container läuft? → docker compose ps</w:t>
+        <w:t xml:space="preserve">Fehler im Log? → docker compose logs app | grep -i error</w:t>
       </w:r>
     </w:p>
     <w:p>
@@ -3902,7 +4722,32 @@
           <w:sz w:val="22"/>
           <w:szCs w:val="22"/>
         </w:rPr>
-        <w:t xml:space="preserve">Datenbankverbindung? → docker compose logs app | grep -i error</w:t>
+        <w:t xml:space="preserve">Passwort vergessen: Admin kann zurücksetzen</w:t>
+      </w:r>
+    </w:p>
+    <w:p>
+      <w:pPr>
+        <w:spacing w:after="80"/>
+      </w:pPr>
+      <w:r>
+        <w:t xml:space="preserve"/>
+      </w:r>
+    </w:p>
+    <w:p>
+      <w:pPr>
+        <w:pStyle w:val="Heading3"/>
+        <w:spacing w:after="60" w:before="160"/>
+      </w:pPr>
+      <w:r>
+        <w:rPr>
+          <w:rFonts w:ascii="Calibri" w:cs="Calibri" w:eastAsia="Calibri" w:hAnsi="Calibri"/>
+          <w:b/>
+          <w:bCs/>
+          <w:color w:val="2E4057"/>
+          <w:sz w:val="22"/>
+          <w:szCs w:val="22"/>
+        </w:rPr>
+        <w:t xml:space="preserve">Backup schlägt fehl</w:t>
       </w:r>
     </w:p>
     <w:p>
@@ -3919,7 +4764,7 @@
           <w:sz w:val="22"/>
           <w:szCs w:val="22"/>
         </w:rPr>
-        <w:t xml:space="preserve">Passwort vergessen: Admin kann Passwort im Admin-Bereich zurücksetzen</w:t>
+        <w:t xml:space="preserve">GPG-Key vorhanden? → gpg --list-keys</w:t>
       </w:r>
     </w:p>
     <w:p>
@@ -3936,32 +4781,7 @@
           <w:sz w:val="22"/>
           <w:szCs w:val="22"/>
         </w:rPr>
-        <w:t xml:space="preserve">Account gesperrt (is_active = false): Admin muss Konto reaktivieren</w:t>
-      </w:r>
-    </w:p>
-    <w:p>
-      <w:pPr>
-        <w:spacing w:after="80"/>
-      </w:pPr>
-      <w:r>
-        <w:t xml:space="preserve"/>
-      </w:r>
-    </w:p>
-    <w:p>
-      <w:pPr>
-        <w:pStyle w:val="Heading3"/>
-        <w:spacing w:after="60" w:before="160"/>
-      </w:pPr>
-      <w:r>
-        <w:rPr>
-          <w:rFonts w:ascii="Calibri" w:cs="Calibri" w:eastAsia="Calibri" w:hAnsi="Calibri"/>
-          <w:b/>
-          <w:bCs/>
-          <w:color w:val="2E4057"/>
-          <w:sz w:val="22"/>
-          <w:szCs w:val="22"/>
-        </w:rPr>
-        <w:t xml:space="preserve">Fehler beim Erstellen eines Anlasses</w:t>
+        <w:t xml:space="preserve">Speicherplatz? → df -h</w:t>
       </w:r>
     </w:p>
     <w:p>
@@ -3978,245 +4798,7 @@
           <w:sz w:val="22"/>
           <w:szCs w:val="22"/>
         </w:rPr>
-        <w:t xml:space="preserve">Raumkonflikt: anderer Anlass belegt den Raum — Konflikt-Hinweis im Formular beachten</w:t>
-      </w:r>
-    </w:p>
-    <w:p>
-      <w:pPr>
-        <w:pStyle w:val="ListParagraph"/>
-        <w:numPr>
-          <w:ilvl w:val="0"/>
-          <w:numId w:val="2"/>
-        </w:numPr>
-      </w:pPr>
-      <w:r>
-        <w:rPr>
-          <w:rFonts w:ascii="Calibri" w:cs="Calibri" w:eastAsia="Calibri" w:hAnsi="Calibri"/>
-          <w:sz w:val="22"/>
-          <w:szCs w:val="22"/>
-        </w:rPr>
-        <w:t xml:space="preserve">Sperrzeit: Admin hat eine Sperrzeit für diesen Zeitraum definiert</w:t>
-      </w:r>
-    </w:p>
-    <w:p>
-      <w:pPr>
-        <w:pStyle w:val="ListParagraph"/>
-        <w:numPr>
-          <w:ilvl w:val="0"/>
-          <w:numId w:val="2"/>
-        </w:numPr>
-      </w:pPr>
-      <w:r>
-        <w:rPr>
-          <w:rFonts w:ascii="Calibri" w:cs="Calibri" w:eastAsia="Calibri" w:hAnsi="Calibri"/>
-          <w:sz w:val="22"/>
-          <w:szCs w:val="22"/>
-        </w:rPr>
-        <w:t xml:space="preserve">Berechtigungsfehler: Rolle prüfen — nur Requester und höher können Anlässe erstellen</w:t>
-      </w:r>
-    </w:p>
-    <w:p>
-      <w:pPr>
-        <w:spacing w:after="80"/>
-      </w:pPr>
-      <w:r>
-        <w:t xml:space="preserve"/>
-      </w:r>
-    </w:p>
-    <w:p>
-      <w:pPr>
-        <w:pStyle w:val="Heading3"/>
-        <w:spacing w:after="60" w:before="160"/>
-      </w:pPr>
-      <w:r>
-        <w:rPr>
-          <w:rFonts w:ascii="Calibri" w:cs="Calibri" w:eastAsia="Calibri" w:hAnsi="Calibri"/>
-          <w:b/>
-          <w:bCs/>
-          <w:color w:val="2E4057"/>
-          <w:sz w:val="22"/>
-          <w:szCs w:val="22"/>
-        </w:rPr>
-        <w:t xml:space="preserve">Container startet nicht</w:t>
-      </w:r>
-    </w:p>
-    <w:p>
-      <w:pPr>
-        <w:spacing w:after="80" w:before="80"/>
-      </w:pPr>
-      <w:r>
-        <w:rPr>
-          <w:rFonts w:ascii="Calibri" w:cs="Calibri" w:eastAsia="Calibri" w:hAnsi="Calibri"/>
-          <w:i/>
-          <w:iCs/>
-          <w:color w:val="666666"/>
-          <w:sz w:val="18"/>
-          <w:szCs w:val="18"/>
-        </w:rPr>
-        <w:t xml:space="preserve">[ TECHNISCHER ABSCHNITT — erfordert Linux/Docker-Kenntnisse ]</w:t>
-      </w:r>
-    </w:p>
-    <w:p>
-      <w:pPr>
-        <w:shd w:fill="F0F0F0" w:val="clear"/>
-        <w:spacing w:after="40"/>
-        <w:ind w:left="480"/>
-      </w:pPr>
-      <w:r>
-        <w:rPr>
-          <w:rFonts w:ascii="Courier New" w:cs="Courier New" w:eastAsia="Courier New" w:hAnsi="Courier New"/>
-          <w:sz w:val="20"/>
-          <w:szCs w:val="20"/>
-        </w:rPr>
-        <w:t xml:space="preserve">docker compose logs app</w:t>
-      </w:r>
-    </w:p>
-    <w:p>
-      <w:pPr>
-        <w:pStyle w:val="ListParagraph"/>
-        <w:numPr>
-          <w:ilvl w:val="0"/>
-          <w:numId w:val="2"/>
-        </w:numPr>
-      </w:pPr>
-      <w:r>
-        <w:rPr>
-          <w:rFonts w:ascii="Calibri" w:cs="Calibri" w:eastAsia="Calibri" w:hAnsi="Calibri"/>
-          <w:sz w:val="22"/>
-          <w:szCs w:val="22"/>
-        </w:rPr>
-        <w:t xml:space="preserve">Häufige Ursachen: .env fehlt oder unvollständig, Datenbankverbindung schlägt fehl, Port bereits belegt</w:t>
-      </w:r>
-    </w:p>
-    <w:p>
-      <w:pPr>
-        <w:shd w:fill="F0F0F0" w:val="clear"/>
-        <w:spacing w:after="40"/>
-        <w:ind w:left="480"/>
-      </w:pPr>
-      <w:r>
-        <w:rPr>
-          <w:rFonts w:ascii="Courier New" w:cs="Courier New" w:eastAsia="Courier New" w:hAnsi="Courier New"/>
-          <w:sz w:val="20"/>
-          <w:szCs w:val="20"/>
-        </w:rPr>
-        <w:t xml:space="preserve"># Port-Konflikt prüfen:</w:t>
-      </w:r>
-    </w:p>
-    <w:p>
-      <w:pPr>
-        <w:shd w:fill="F0F0F0" w:val="clear"/>
-        <w:spacing w:after="40"/>
-        <w:ind w:left="480"/>
-      </w:pPr>
-      <w:r>
-        <w:rPr>
-          <w:rFonts w:ascii="Courier New" w:cs="Courier New" w:eastAsia="Courier New" w:hAnsi="Courier New"/>
-          <w:sz w:val="20"/>
-          <w:szCs w:val="20"/>
-        </w:rPr>
-        <w:t xml:space="preserve">ss -tlnp | grep -E '80|443'</w:t>
-      </w:r>
-    </w:p>
-    <w:p>
-      <w:pPr>
-        <w:spacing w:after="80"/>
-      </w:pPr>
-      <w:r>
-        <w:t xml:space="preserve"/>
-      </w:r>
-    </w:p>
-    <w:p>
-      <w:pPr>
-        <w:pStyle w:val="Heading3"/>
-        <w:spacing w:after="60" w:before="160"/>
-      </w:pPr>
-      <w:r>
-        <w:rPr>
-          <w:rFonts w:ascii="Calibri" w:cs="Calibri" w:eastAsia="Calibri" w:hAnsi="Calibri"/>
-          <w:b/>
-          <w:bCs/>
-          <w:color w:val="2E4057"/>
-          <w:sz w:val="22"/>
-          <w:szCs w:val="22"/>
-        </w:rPr>
-        <w:t xml:space="preserve">Datenbankfehler</w:t>
-      </w:r>
-    </w:p>
-    <w:p>
-      <w:pPr>
-        <w:spacing w:after="80" w:before="80"/>
-      </w:pPr>
-      <w:r>
-        <w:rPr>
-          <w:rFonts w:ascii="Calibri" w:cs="Calibri" w:eastAsia="Calibri" w:hAnsi="Calibri"/>
-          <w:i/>
-          <w:iCs/>
-          <w:color w:val="666666"/>
-          <w:sz w:val="18"/>
-          <w:szCs w:val="18"/>
-        </w:rPr>
-        <w:t xml:space="preserve">[ TECHNISCHER ABSCHNITT — erfordert Linux/Docker-Kenntnisse ]</w:t>
-      </w:r>
-    </w:p>
-    <w:p>
-      <w:pPr>
-        <w:shd w:fill="F0F0F0" w:val="clear"/>
-        <w:spacing w:after="40"/>
-        <w:ind w:left="480"/>
-      </w:pPr>
-      <w:r>
-        <w:rPr>
-          <w:rFonts w:ascii="Courier New" w:cs="Courier New" w:eastAsia="Courier New" w:hAnsi="Courier New"/>
-          <w:sz w:val="20"/>
-          <w:szCs w:val="20"/>
-        </w:rPr>
-        <w:t xml:space="preserve">docker compose exec db psql -U kp_app kirchenplanung</w:t>
-      </w:r>
-    </w:p>
-    <w:p>
-      <w:pPr>
-        <w:shd w:fill="F0F0F0" w:val="clear"/>
-        <w:spacing w:after="40"/>
-        <w:ind w:left="480"/>
-      </w:pPr>
-      <w:r>
-        <w:rPr>
-          <w:rFonts w:ascii="Courier New" w:cs="Courier New" w:eastAsia="Courier New" w:hAnsi="Courier New"/>
-          <w:sz w:val="20"/>
-          <w:szCs w:val="20"/>
-        </w:rPr>
-        <w:t xml:space="preserve">\l   # Datenbanken auflisten</w:t>
-      </w:r>
-    </w:p>
-    <w:p>
-      <w:pPr>
-        <w:shd w:fill="F0F0F0" w:val="clear"/>
-        <w:spacing w:after="40"/>
-        <w:ind w:left="480"/>
-      </w:pPr>
-      <w:r>
-        <w:rPr>
-          <w:rFonts w:ascii="Courier New" w:cs="Courier New" w:eastAsia="Courier New" w:hAnsi="Courier New"/>
-          <w:sz w:val="20"/>
-          <w:szCs w:val="20"/>
-        </w:rPr>
-        <w:t xml:space="preserve">\dt  # Tabellen auflisten</w:t>
-      </w:r>
-    </w:p>
-    <w:p>
-      <w:pPr>
-        <w:shd w:fill="F0F0F0" w:val="clear"/>
-        <w:spacing w:after="40"/>
-        <w:ind w:left="480"/>
-      </w:pPr>
-      <w:r>
-        <w:rPr>
-          <w:rFonts w:ascii="Courier New" w:cs="Courier New" w:eastAsia="Courier New" w:hAnsi="Courier New"/>
-          <w:sz w:val="20"/>
-          <w:szCs w:val="20"/>
-        </w:rPr>
-        <w:t xml:space="preserve">\q   # Beenden</w:t>
+        <w:t xml:space="preserve">kDrive erreichbar? → rclone ls kdrive:</w:t>
       </w:r>
     </w:p>
     <w:p>
@@ -4264,7 +4846,7 @@
           <w:sz w:val="20"/>
           <w:szCs w:val="20"/>
         </w:rPr>
-        <w:t xml:space="preserve">ℹ Dieser Abschnitt beschreibt die gesetzlich vorgeschriebenen Datenschutzprozesse gemäss Schweizer DSG.</w:t>
+        <w:t xml:space="preserve">ℹ Gesetzlich vorgeschriebene Datenschutzprozesse gemäss Schweizer DSG.</w:t>
       </w:r>
     </w:p>
     <w:p>
@@ -4289,20 +4871,7 @@
           <w:sz w:val="24"/>
           <w:szCs w:val="24"/>
         </w:rPr>
-        <w:t xml:space="preserve">6.1 Auskunftsrecht — Datenauszug einer Person</w:t>
-      </w:r>
-    </w:p>
-    <w:p>
-      <w:pPr>
-        <w:spacing w:after="120"/>
-      </w:pPr>
-      <w:r>
-        <w:rPr>
-          <w:rFonts w:ascii="Calibri" w:cs="Calibri" w:eastAsia="Calibri" w:hAnsi="Calibri"/>
-          <w:sz w:val="22"/>
-          <w:szCs w:val="22"/>
-        </w:rPr>
-        <w:t xml:space="preserve">Eine Person kann jederzeit Auskunft verlangen über alle gespeicherten Daten. Bearbeitung via Admin-Interface:</w:t>
+        <w:t xml:space="preserve">6.1 Auskunftsrecht — Datenauszug</w:t>
       </w:r>
     </w:p>
     <w:p>
@@ -4319,7 +4888,7 @@
           <w:sz w:val="22"/>
           <w:szCs w:val="22"/>
         </w:rPr>
-        <w:t xml:space="preserve">Im Admin-Bereich einloggen</w:t>
+        <w:t xml:space="preserve">Admin-Bereich → Personen → Person suchen</w:t>
       </w:r>
     </w:p>
     <w:p>
@@ -4336,7 +4905,7 @@
           <w:sz w:val="22"/>
           <w:szCs w:val="22"/>
         </w:rPr>
-        <w:t xml:space="preserve">Personen → Person suchen</w:t>
+        <w:t xml:space="preserve">Schaltfläche "Datenauszug erstellen" klicken</w:t>
       </w:r>
     </w:p>
     <w:p>
@@ -4353,7 +4922,52 @@
           <w:sz w:val="22"/>
           <w:szCs w:val="22"/>
         </w:rPr>
-        <w:t xml:space="preserve">Schaltfläche "Datenauszug erstellen" klicken</w:t>
+        <w:t xml:space="preserve">JSON-Export herunterladen und der anfragenden Person zustellen</w:t>
+      </w:r>
+    </w:p>
+    <w:p>
+      <w:pPr>
+        <w:pBdr>
+          <w:left w:val="single" w:color="3A6B8A" w:sz="6" w:space="8"/>
+        </w:pBdr>
+        <w:spacing w:after="120" w:before="60"/>
+        <w:ind w:left="360"/>
+      </w:pPr>
+      <w:r>
+        <w:rPr>
+          <w:rFonts w:ascii="Calibri" w:cs="Calibri" w:eastAsia="Calibri" w:hAnsi="Calibri"/>
+          <w:i/>
+          <w:iCs/>
+          <w:color w:val="1A5276"/>
+          <w:sz w:val="20"/>
+          <w:szCs w:val="20"/>
+        </w:rPr>
+        <w:t xml:space="preserve">ℹ Export enthält alle Stammdaten, Terminbeteiligungen und Dienstplan-Einträge. Audit-Log gefiltert — keine Daten anderer Personen sichtbar.</w:t>
+      </w:r>
+    </w:p>
+    <w:p>
+      <w:pPr>
+        <w:spacing w:after="80"/>
+      </w:pPr>
+      <w:r>
+        <w:t xml:space="preserve"/>
+      </w:r>
+    </w:p>
+    <w:p>
+      <w:pPr>
+        <w:pStyle w:val="Heading2"/>
+        <w:spacing w:after="80" w:before="240"/>
+      </w:pPr>
+      <w:r>
+        <w:rPr>
+          <w:rFonts w:ascii="Calibri" w:cs="Calibri" w:eastAsia="Calibri" w:hAnsi="Calibri"/>
+          <w:b/>
+          <w:bCs/>
+          <w:color w:val="3A6B8A"/>
+          <w:sz w:val="24"/>
+          <w:szCs w:val="24"/>
+        </w:rPr>
+        <w:t xml:space="preserve">6.2 Recht auf Vergessenwerden — Anonymisierung</w:t>
       </w:r>
     </w:p>
     <w:p>
@@ -4370,7 +4984,82 @@
           <w:sz w:val="22"/>
           <w:szCs w:val="22"/>
         </w:rPr>
-        <w:t xml:space="preserve">JSON-Export herunterladen und der anfragenden Person zustellen (verschlüsselt per E-Mail empfohlen)</w:t>
+        <w:t xml:space="preserve">Admin-Bereich → Personen → Person suchen</w:t>
+      </w:r>
+    </w:p>
+    <w:p>
+      <w:pPr>
+        <w:pStyle w:val="ListParagraph"/>
+        <w:numPr>
+          <w:ilvl w:val="0"/>
+          <w:numId w:val="3"/>
+        </w:numPr>
+      </w:pPr>
+      <w:r>
+        <w:rPr>
+          <w:rFonts w:ascii="Calibri" w:cs="Calibri" w:eastAsia="Calibri" w:hAnsi="Calibri"/>
+          <w:sz w:val="22"/>
+          <w:szCs w:val="22"/>
+        </w:rPr>
+        <w:t xml:space="preserve">Schaltfläche "Person anonymisieren" klicken und bestätigen</w:t>
+      </w:r>
+    </w:p>
+    <w:p>
+      <w:pPr>
+        <w:pBdr>
+          <w:left w:val="single" w:color="E59866" w:sz="6" w:space="8"/>
+        </w:pBdr>
+        <w:spacing w:after="120" w:before="60"/>
+        <w:ind w:left="360"/>
+      </w:pPr>
+      <w:r>
+        <w:rPr>
+          <w:rFonts w:ascii="Calibri" w:cs="Calibri" w:eastAsia="Calibri" w:hAnsi="Calibri"/>
+          <w:i/>
+          <w:iCs/>
+          <w:color w:val="8B4000"/>
+          <w:sz w:val="20"/>
+          <w:szCs w:val="20"/>
+        </w:rPr>
+        <w:t xml:space="preserve">⚠ Irreversibel. Name → [anonymisiert], Kontaktdaten gelöscht. Terminpläne bleiben anonym erhalten.</w:t>
+      </w:r>
+    </w:p>
+    <w:p>
+      <w:pPr>
+        <w:spacing w:after="80"/>
+      </w:pPr>
+      <w:r>
+        <w:t xml:space="preserve"/>
+      </w:r>
+    </w:p>
+    <w:p>
+      <w:pPr>
+        <w:pStyle w:val="Heading2"/>
+        <w:spacing w:after="80" w:before="240"/>
+      </w:pPr>
+      <w:r>
+        <w:rPr>
+          <w:rFonts w:ascii="Calibri" w:cs="Calibri" w:eastAsia="Calibri" w:hAnsi="Calibri"/>
+          <w:b/>
+          <w:bCs/>
+          <w:color w:val="3A6B8A"/>
+          <w:sz w:val="24"/>
+          <w:szCs w:val="24"/>
+        </w:rPr>
+        <w:t xml:space="preserve">6.3 Jährlicher Archivierungsjob</w:t>
+      </w:r>
+    </w:p>
+    <w:p>
+      <w:pPr>
+        <w:spacing w:after="120"/>
+      </w:pPr>
+      <w:r>
+        <w:rPr>
+          <w:rFonts w:ascii="Calibri" w:cs="Calibri" w:eastAsia="Calibri" w:hAnsi="Calibri"/>
+          <w:sz w:val="22"/>
+          <w:szCs w:val="22"/>
+        </w:rPr>
+        <w:t xml:space="preserve">Läuft automatisch jährlich (1. Januar, 03:00 Uhr). Manuell via Admin-Bereich → System → Archivierung → "Job jetzt starten".</w:t>
       </w:r>
     </w:p>
     <w:p>
@@ -4390,7 +5079,7 @@
           <w:sz w:val="20"/>
           <w:szCs w:val="20"/>
         </w:rPr>
-        <w:t xml:space="preserve">ℹ Der Export enthält alle Stammdaten, Terminbeteiligungen und Dienstplan-Einträge der Person. Audit-Log-Einträge werden gefiltert — keine Daten anderer Personen sichtbar.</w:t>
+        <w:t xml:space="preserve">ℹ Job protokolliert Lauf, Ergebnis und Anzahl gelöschter Datensätze.</w:t>
       </w:r>
     </w:p>
     <w:p>
@@ -4399,6 +5088,26 @@
       </w:pPr>
       <w:r>
         <w:t xml:space="preserve"/>
+      </w:r>
+    </w:p>
+    <w:p>
+      <w:pPr>
+        <w:pStyle w:val="Heading1"/>
+        <w:pBdr>
+          <w:bottom w:val="single" w:color="AABBD0" w:sz="4" w:space="1"/>
+        </w:pBdr>
+        <w:spacing w:after="120" w:before="400"/>
+      </w:pPr>
+      <w:r>
+        <w:rPr>
+          <w:rFonts w:ascii="Calibri" w:cs="Calibri" w:eastAsia="Calibri" w:hAnsi="Calibri"/>
+          <w:b/>
+          <w:bCs/>
+          <w:color w:val="2E4057"/>
+          <w:sz w:val="28"/>
+          <w:szCs w:val="28"/>
+        </w:rPr>
+        <w:t xml:space="preserve">7. Benutzer- und Rollenverwaltung</w:t>
       </w:r>
     </w:p>
     <w:p>
@@ -4415,494 +5124,7 @@
           <w:sz w:val="24"/>
           <w:szCs w:val="24"/>
         </w:rPr>
-        <w:t xml:space="preserve">6.2 Recht auf Vergessenwerden — Sofort-Anonymisierung</w:t>
-      </w:r>
-    </w:p>
-    <w:p>
-      <w:pPr>
-        <w:spacing w:after="120"/>
-      </w:pPr>
-      <w:r>
-        <w:rPr>
-          <w:rFonts w:ascii="Calibri" w:cs="Calibri" w:eastAsia="Calibri" w:hAnsi="Calibri"/>
-          <w:sz w:val="22"/>
-          <w:szCs w:val="22"/>
-        </w:rPr>
-        <w:t xml:space="preserve">Eine Person kann die Löschung ihrer Daten verlangen. Da historische Terminpläne erhalten bleiben müssen, wird anonymisiert statt gelöscht:</w:t>
-      </w:r>
-    </w:p>
-    <w:p>
-      <w:pPr>
-        <w:pStyle w:val="ListParagraph"/>
-        <w:numPr>
-          <w:ilvl w:val="0"/>
-          <w:numId w:val="3"/>
-        </w:numPr>
-      </w:pPr>
-      <w:r>
-        <w:rPr>
-          <w:rFonts w:ascii="Calibri" w:cs="Calibri" w:eastAsia="Calibri" w:hAnsi="Calibri"/>
-          <w:sz w:val="22"/>
-          <w:szCs w:val="22"/>
-        </w:rPr>
-        <w:t xml:space="preserve">Im Admin-Bereich einloggen</w:t>
-      </w:r>
-    </w:p>
-    <w:p>
-      <w:pPr>
-        <w:pStyle w:val="ListParagraph"/>
-        <w:numPr>
-          <w:ilvl w:val="0"/>
-          <w:numId w:val="3"/>
-        </w:numPr>
-      </w:pPr>
-      <w:r>
-        <w:rPr>
-          <w:rFonts w:ascii="Calibri" w:cs="Calibri" w:eastAsia="Calibri" w:hAnsi="Calibri"/>
-          <w:sz w:val="22"/>
-          <w:szCs w:val="22"/>
-        </w:rPr>
-        <w:t xml:space="preserve">Personen → Person suchen</w:t>
-      </w:r>
-    </w:p>
-    <w:p>
-      <w:pPr>
-        <w:pStyle w:val="ListParagraph"/>
-        <w:numPr>
-          <w:ilvl w:val="0"/>
-          <w:numId w:val="3"/>
-        </w:numPr>
-      </w:pPr>
-      <w:r>
-        <w:rPr>
-          <w:rFonts w:ascii="Calibri" w:cs="Calibri" w:eastAsia="Calibri" w:hAnsi="Calibri"/>
-          <w:sz w:val="22"/>
-          <w:szCs w:val="22"/>
-        </w:rPr>
-        <w:t xml:space="preserve">Schaltfläche "Person anonymisieren" klicken</w:t>
-      </w:r>
-    </w:p>
-    <w:p>
-      <w:pPr>
-        <w:pStyle w:val="ListParagraph"/>
-        <w:numPr>
-          <w:ilvl w:val="0"/>
-          <w:numId w:val="3"/>
-        </w:numPr>
-      </w:pPr>
-      <w:r>
-        <w:rPr>
-          <w:rFonts w:ascii="Calibri" w:cs="Calibri" w:eastAsia="Calibri" w:hAnsi="Calibri"/>
-          <w:sz w:val="22"/>
-          <w:szCs w:val="22"/>
-        </w:rPr>
-        <w:t xml:space="preserve">Bestätigung eingeben</w:t>
-      </w:r>
-    </w:p>
-    <w:p>
-      <w:pPr>
-        <w:pBdr>
-          <w:left w:val="single" w:color="E59866" w:sz="6" w:space="8"/>
-        </w:pBdr>
-        <w:spacing w:after="120" w:before="60"/>
-        <w:ind w:left="360"/>
-      </w:pPr>
-      <w:r>
-        <w:rPr>
-          <w:rFonts w:ascii="Calibri" w:cs="Calibri" w:eastAsia="Calibri" w:hAnsi="Calibri"/>
-          <w:i/>
-          <w:iCs/>
-          <w:color w:val="8B4000"/>
-          <w:sz w:val="20"/>
-          <w:szCs w:val="20"/>
-        </w:rPr>
-        <w:t xml:space="preserve">⚠ Diese Aktion ist irreversibel. Name wird zu [anonymisiert], Kontaktdaten werden gelöscht.</w:t>
-      </w:r>
-    </w:p>
-    <w:p>
-      <w:pPr>
-        <w:spacing w:after="120"/>
-      </w:pPr>
-      <w:r>
-        <w:rPr>
-          <w:rFonts w:ascii="Calibri" w:cs="Calibri" w:eastAsia="Calibri" w:hAnsi="Calibri"/>
-          <w:sz w:val="22"/>
-          <w:szCs w:val="22"/>
-        </w:rPr>
-        <w:t xml:space="preserve">Was anonymisiert wird: Stammdaten (Name, E-Mail, Telefon), alle Teilnehmer-Snapshots in Terminen, lesbare Felder im Audit Log. Was erhalten bleibt: UUIDs (für Systemintegrität), anonymisierte Terminpläne.</w:t>
-      </w:r>
-    </w:p>
-    <w:p>
-      <w:pPr>
-        <w:spacing w:after="80"/>
-      </w:pPr>
-      <w:r>
-        <w:t xml:space="preserve"/>
-      </w:r>
-    </w:p>
-    <w:p>
-      <w:pPr>
-        <w:pStyle w:val="Heading2"/>
-        <w:spacing w:after="80" w:before="240"/>
-      </w:pPr>
-      <w:r>
-        <w:rPr>
-          <w:rFonts w:ascii="Calibri" w:cs="Calibri" w:eastAsia="Calibri" w:hAnsi="Calibri"/>
-          <w:b/>
-          <w:bCs/>
-          <w:color w:val="3A6B8A"/>
-          <w:sz w:val="24"/>
-          <w:szCs w:val="24"/>
-        </w:rPr>
-        <w:t xml:space="preserve">6.3 Jährlicher Archivierungsjob</w:t>
-      </w:r>
-    </w:p>
-    <w:p>
-      <w:pPr>
-        <w:spacing w:after="120"/>
-      </w:pPr>
-      <w:r>
-        <w:rPr>
-          <w:rFonts w:ascii="Calibri" w:cs="Calibri" w:eastAsia="Calibri" w:hAnsi="Calibri"/>
-          <w:sz w:val="22"/>
-          <w:szCs w:val="22"/>
-        </w:rPr>
-        <w:t xml:space="preserve">Der Archivierungsjob läuft automatisch jährlich (1. Januar, 03:00 Uhr) und bereinigt die Produktionsdatenbank von Daten älter als 2 Jahre. Er kann auch manuell ausgelöst werden:</w:t>
-      </w:r>
-    </w:p>
-    <w:p>
-      <w:pPr>
-        <w:pStyle w:val="Heading3"/>
-        <w:spacing w:after="60" w:before="160"/>
-      </w:pPr>
-      <w:r>
-        <w:rPr>
-          <w:rFonts w:ascii="Calibri" w:cs="Calibri" w:eastAsia="Calibri" w:hAnsi="Calibri"/>
-          <w:b/>
-          <w:bCs/>
-          <w:color w:val="2E4057"/>
-          <w:sz w:val="22"/>
-          <w:szCs w:val="22"/>
-        </w:rPr>
-        <w:t xml:space="preserve">Manuell auslösen (Admin-Interface)</w:t>
-      </w:r>
-    </w:p>
-    <w:p>
-      <w:pPr>
-        <w:pStyle w:val="ListParagraph"/>
-        <w:numPr>
-          <w:ilvl w:val="0"/>
-          <w:numId w:val="3"/>
-        </w:numPr>
-      </w:pPr>
-      <w:r>
-        <w:rPr>
-          <w:rFonts w:ascii="Calibri" w:cs="Calibri" w:eastAsia="Calibri" w:hAnsi="Calibri"/>
-          <w:sz w:val="22"/>
-          <w:szCs w:val="22"/>
-        </w:rPr>
-        <w:t xml:space="preserve">Im Admin-Bereich einloggen</w:t>
-      </w:r>
-    </w:p>
-    <w:p>
-      <w:pPr>
-        <w:pStyle w:val="ListParagraph"/>
-        <w:numPr>
-          <w:ilvl w:val="0"/>
-          <w:numId w:val="3"/>
-        </w:numPr>
-      </w:pPr>
-      <w:r>
-        <w:rPr>
-          <w:rFonts w:ascii="Calibri" w:cs="Calibri" w:eastAsia="Calibri" w:hAnsi="Calibri"/>
-          <w:sz w:val="22"/>
-          <w:szCs w:val="22"/>
-        </w:rPr>
-        <w:t xml:space="preserve">System → Archivierung → "Job jetzt starten" klicken</w:t>
-      </w:r>
-    </w:p>
-    <w:p>
-      <w:pPr>
-        <w:pStyle w:val="ListParagraph"/>
-        <w:numPr>
-          <w:ilvl w:val="0"/>
-          <w:numId w:val="3"/>
-        </w:numPr>
-      </w:pPr>
-      <w:r>
-        <w:rPr>
-          <w:rFonts w:ascii="Calibri" w:cs="Calibri" w:eastAsia="Calibri" w:hAnsi="Calibri"/>
-          <w:sz w:val="22"/>
-          <w:szCs w:val="22"/>
-        </w:rPr>
-        <w:t xml:space="preserve">Status verfolgen — der Job läuft im Hintergrund</w:t>
-      </w:r>
-    </w:p>
-    <w:p>
-      <w:pPr>
-        <w:spacing w:after="80"/>
-      </w:pPr>
-      <w:r>
-        <w:t xml:space="preserve"/>
-      </w:r>
-    </w:p>
-    <w:p>
-      <w:pPr>
-        <w:pStyle w:val="Heading3"/>
-        <w:spacing w:after="60" w:before="160"/>
-      </w:pPr>
-      <w:r>
-        <w:rPr>
-          <w:rFonts w:ascii="Calibri" w:cs="Calibri" w:eastAsia="Calibri" w:hAnsi="Calibri"/>
-          <w:b/>
-          <w:bCs/>
-          <w:color w:val="2E4057"/>
-          <w:sz w:val="22"/>
-          <w:szCs w:val="22"/>
-        </w:rPr>
-        <w:t xml:space="preserve">Manuell auslösen (technisch)</w:t>
-      </w:r>
-    </w:p>
-    <w:p>
-      <w:pPr>
-        <w:spacing w:after="80" w:before="80"/>
-      </w:pPr>
-      <w:r>
-        <w:rPr>
-          <w:rFonts w:ascii="Calibri" w:cs="Calibri" w:eastAsia="Calibri" w:hAnsi="Calibri"/>
-          <w:i/>
-          <w:iCs/>
-          <w:color w:val="666666"/>
-          <w:sz w:val="18"/>
-          <w:szCs w:val="18"/>
-        </w:rPr>
-        <w:t xml:space="preserve">[ TECHNISCHER ABSCHNITT — erfordert Linux/Docker-Kenntnisse ]</w:t>
-      </w:r>
-    </w:p>
-    <w:p>
-      <w:pPr>
-        <w:shd w:fill="F0F0F0" w:val="clear"/>
-        <w:spacing w:after="40"/>
-        <w:ind w:left="480"/>
-      </w:pPr>
-      <w:r>
-        <w:rPr>
-          <w:rFonts w:ascii="Courier New" w:cs="Courier New" w:eastAsia="Courier New" w:hAnsi="Courier New"/>
-          <w:sz w:val="20"/>
-          <w:szCs w:val="20"/>
-        </w:rPr>
-        <w:t xml:space="preserve">docker compose exec app python scripts/archive_job.py --dry-run  # Test</w:t>
-      </w:r>
-    </w:p>
-    <w:p>
-      <w:pPr>
-        <w:shd w:fill="F0F0F0" w:val="clear"/>
-        <w:spacing w:after="40"/>
-        <w:ind w:left="480"/>
-      </w:pPr>
-      <w:r>
-        <w:rPr>
-          <w:rFonts w:ascii="Courier New" w:cs="Courier New" w:eastAsia="Courier New" w:hAnsi="Courier New"/>
-          <w:sz w:val="20"/>
-          <w:szCs w:val="20"/>
-        </w:rPr>
-        <w:t xml:space="preserve">docker compose exec app python scripts/archive_job.py             # Scharf</w:t>
-      </w:r>
-    </w:p>
-    <w:p>
-      <w:pPr>
-        <w:spacing w:after="80"/>
-      </w:pPr>
-      <w:r>
-        <w:t xml:space="preserve"/>
-      </w:r>
-    </w:p>
-    <w:p>
-      <w:pPr>
-        <w:spacing w:after="120"/>
-      </w:pPr>
-      <w:r>
-        <w:rPr>
-          <w:rFonts w:ascii="Calibri" w:cs="Calibri" w:eastAsia="Calibri" w:hAnsi="Calibri"/>
-          <w:sz w:val="22"/>
-          <w:szCs w:val="22"/>
-        </w:rPr>
-        <w:t xml:space="preserve">Was der Job macht: Alle Anlässe und Termine älter als 2 Jahre werden als anonymisiertes CSV exportiert, verifiziert, und dann physisch aus der Produktionsdatenbank gelöscht. Personendaten sind im Archiv nicht enthalten.</w:t>
-      </w:r>
-    </w:p>
-    <w:p>
-      <w:pPr>
-        <w:pBdr>
-          <w:left w:val="single" w:color="3A6B8A" w:sz="6" w:space="8"/>
-        </w:pBdr>
-        <w:spacing w:after="120" w:before="60"/>
-        <w:ind w:left="360"/>
-      </w:pPr>
-      <w:r>
-        <w:rPr>
-          <w:rFonts w:ascii="Calibri" w:cs="Calibri" w:eastAsia="Calibri" w:hAnsi="Calibri"/>
-          <w:i/>
-          <w:iCs/>
-          <w:color w:val="1A5276"/>
-          <w:sz w:val="20"/>
-          <w:szCs w:val="20"/>
-        </w:rPr>
-        <w:t xml:space="preserve">ℹ Der Job protokolliert Lauf, Ergebnis und Anzahl gelöschter Datensätze. Log einsehbar unter System → Archivierung → Verlauf.</w:t>
-      </w:r>
-    </w:p>
-    <w:p>
-      <w:pPr>
-        <w:spacing w:after="80"/>
-      </w:pPr>
-      <w:r>
-        <w:t xml:space="preserve"/>
-      </w:r>
-    </w:p>
-    <w:p>
-      <w:pPr>
-        <w:pStyle w:val="Heading2"/>
-        <w:spacing w:after="80" w:before="240"/>
-      </w:pPr>
-      <w:r>
-        <w:rPr>
-          <w:rFonts w:ascii="Calibri" w:cs="Calibri" w:eastAsia="Calibri" w:hAnsi="Calibri"/>
-          <w:b/>
-          <w:bCs/>
-          <w:color w:val="3A6B8A"/>
-          <w:sz w:val="24"/>
-          <w:szCs w:val="24"/>
-        </w:rPr>
-        <w:t xml:space="preserve">6.4 Datenschutz-Dokumentation</w:t>
-      </w:r>
-    </w:p>
-    <w:p>
-      <w:pPr>
-        <w:spacing w:after="120"/>
-      </w:pPr>
-      <w:r>
-        <w:rPr>
-          <w:rFonts w:ascii="Calibri" w:cs="Calibri" w:eastAsia="Calibri" w:hAnsi="Calibri"/>
-          <w:sz w:val="22"/>
-          <w:szCs w:val="22"/>
-        </w:rPr>
-        <w:t xml:space="preserve">Folgende Dokumente sollten von der Kirchgemeinde gepflegt werden:</w:t>
-      </w:r>
-    </w:p>
-    <w:p>
-      <w:pPr>
-        <w:pStyle w:val="ListParagraph"/>
-        <w:numPr>
-          <w:ilvl w:val="0"/>
-          <w:numId w:val="2"/>
-        </w:numPr>
-      </w:pPr>
-      <w:r>
-        <w:rPr>
-          <w:rFonts w:ascii="Calibri" w:cs="Calibri" w:eastAsia="Calibri" w:hAnsi="Calibri"/>
-          <w:sz w:val="22"/>
-          <w:szCs w:val="22"/>
-        </w:rPr>
-        <w:t xml:space="preserve">Verzeichnis der Verarbeitungstätigkeiten (VVT) — gesetzlich empfohlen</w:t>
-      </w:r>
-    </w:p>
-    <w:p>
-      <w:pPr>
-        <w:pStyle w:val="ListParagraph"/>
-        <w:numPr>
-          <w:ilvl w:val="0"/>
-          <w:numId w:val="2"/>
-        </w:numPr>
-      </w:pPr>
-      <w:r>
-        <w:rPr>
-          <w:rFonts w:ascii="Calibri" w:cs="Calibri" w:eastAsia="Calibri" w:hAnsi="Calibri"/>
-          <w:sz w:val="22"/>
-          <w:szCs w:val="22"/>
-        </w:rPr>
-        <w:t xml:space="preserve">Datenschutzerklärung falls das System öffentlich zugänglich ist</w:t>
-      </w:r>
-    </w:p>
-    <w:p>
-      <w:pPr>
-        <w:pStyle w:val="ListParagraph"/>
-        <w:numPr>
-          <w:ilvl w:val="0"/>
-          <w:numId w:val="2"/>
-        </w:numPr>
-      </w:pPr>
-      <w:r>
-        <w:rPr>
-          <w:rFonts w:ascii="Calibri" w:cs="Calibri" w:eastAsia="Calibri" w:hAnsi="Calibri"/>
-          <w:sz w:val="22"/>
-          <w:szCs w:val="22"/>
-        </w:rPr>
-        <w:t xml:space="preserve">Auftragsverarbeitungsvertrag (AVV) mit Infomaniak — prüfen ob vorhanden</w:t>
-      </w:r>
-    </w:p>
-    <w:p>
-      <w:pPr>
-        <w:spacing w:after="80"/>
-      </w:pPr>
-      <w:r>
-        <w:t xml:space="preserve"/>
-      </w:r>
-    </w:p>
-    <w:p>
-      <w:pPr>
-        <w:pStyle w:val="Heading1"/>
-        <w:pBdr>
-          <w:bottom w:val="single" w:color="AABBD0" w:sz="4" w:space="1"/>
-        </w:pBdr>
-        <w:spacing w:after="120" w:before="400"/>
-      </w:pPr>
-      <w:r>
-        <w:rPr>
-          <w:rFonts w:ascii="Calibri" w:cs="Calibri" w:eastAsia="Calibri" w:hAnsi="Calibri"/>
-          <w:b/>
-          <w:bCs/>
-          <w:color w:val="2E4057"/>
-          <w:sz w:val="28"/>
-          <w:szCs w:val="28"/>
-        </w:rPr>
-        <w:t xml:space="preserve">7. Benutzer- und Rollenverwaltung</w:t>
-      </w:r>
-    </w:p>
-    <w:p>
-      <w:pPr>
-        <w:spacing w:after="120"/>
-      </w:pPr>
-      <w:r>
-        <w:rPr>
-          <w:rFonts w:ascii="Calibri" w:cs="Calibri" w:eastAsia="Calibri" w:hAnsi="Calibri"/>
-          <w:sz w:val="22"/>
-          <w:szCs w:val="22"/>
-        </w:rPr>
-        <w:t xml:space="preserve">Dieser Abschnitt richtet sich an Administratoren ohne technischen Hintergrund.</w:t>
-      </w:r>
-    </w:p>
-    <w:p>
-      <w:pPr>
-        <w:spacing w:after="80"/>
-      </w:pPr>
-      <w:r>
-        <w:t xml:space="preserve"/>
-      </w:r>
-    </w:p>
-    <w:p>
-      <w:pPr>
-        <w:pStyle w:val="Heading2"/>
-        <w:spacing w:after="80" w:before="240"/>
-      </w:pPr>
-      <w:r>
-        <w:rPr>
-          <w:rFonts w:ascii="Calibri" w:cs="Calibri" w:eastAsia="Calibri" w:hAnsi="Calibri"/>
-          <w:b/>
-          <w:bCs/>
-          <w:color w:val="3A6B8A"/>
-          <w:sz w:val="24"/>
-          <w:szCs w:val="24"/>
-        </w:rPr>
-        <w:t xml:space="preserve">7.1 Rollen im Überblick</w:t>
+        <w:t xml:space="preserve">7.1 Rollen</w:t>
       </w:r>
     </w:p>
     <w:tbl>
@@ -4946,7 +5168,6 @@
                 <w:rFonts w:ascii="Calibri" w:cs="Calibri" w:eastAsia="Calibri" w:hAnsi="Calibri"/>
                 <w:b/>
                 <w:bCs/>
-                <w:color w:val="000000"/>
                 <w:sz w:val="20"/>
                 <w:szCs w:val="20"/>
               </w:rPr>
@@ -4977,7 +5198,6 @@
                 <w:rFonts w:ascii="Calibri" w:cs="Calibri" w:eastAsia="Calibri" w:hAnsi="Calibri"/>
                 <w:b/>
                 <w:bCs/>
-                <w:color w:val="000000"/>
                 <w:sz w:val="20"/>
                 <w:szCs w:val="20"/>
               </w:rPr>
@@ -5008,7 +5228,6 @@
                 <w:rFonts w:ascii="Calibri" w:cs="Calibri" w:eastAsia="Calibri" w:hAnsi="Calibri"/>
                 <w:b/>
                 <w:bCs/>
-                <w:color w:val="000000"/>
                 <w:sz w:val="20"/>
                 <w:szCs w:val="20"/>
               </w:rPr>
@@ -5041,7 +5260,6 @@
                 <w:rFonts w:ascii="Calibri" w:cs="Calibri" w:eastAsia="Calibri" w:hAnsi="Calibri"/>
                 <w:b w:val="false"/>
                 <w:bCs w:val="false"/>
-                <w:color w:val="000000"/>
                 <w:sz w:val="20"/>
                 <w:szCs w:val="20"/>
               </w:rPr>
@@ -5072,11 +5290,10 @@
                 <w:rFonts w:ascii="Calibri" w:cs="Calibri" w:eastAsia="Calibri" w:hAnsi="Calibri"/>
                 <w:b w:val="false"/>
                 <w:bCs w:val="false"/>
-                <w:color w:val="000000"/>
-                <w:sz w:val="20"/>
-                <w:szCs w:val="20"/>
-              </w:rPr>
-              <w:t xml:space="preserve">Anlässe erstellen, eigene Anlässe bearbeiten, Dienstplan eintragen</w:t>
+                <w:sz w:val="20"/>
+                <w:szCs w:val="20"/>
+              </w:rPr>
+              <w:t xml:space="preserve">Anlässe erstellen, eigene bearbeiten, Dienstplan eintragen</w:t>
             </w:r>
           </w:p>
         </w:tc>
@@ -5103,11 +5320,10 @@
                 <w:rFonts w:ascii="Calibri" w:cs="Calibri" w:eastAsia="Calibri" w:hAnsi="Calibri"/>
                 <w:b w:val="false"/>
                 <w:bCs w:val="false"/>
-                <w:color w:val="000000"/>
-                <w:sz w:val="20"/>
-                <w:szCs w:val="20"/>
-              </w:rPr>
-              <w:t xml:space="preserve">Eigene Anlässe freigeben, andere Anlässe sehen/bearbeiten</w:t>
+                <w:sz w:val="20"/>
+                <w:szCs w:val="20"/>
+              </w:rPr>
+              <w:t xml:space="preserve">Eigene Anlässe freigeben</w:t>
             </w:r>
           </w:p>
         </w:tc>
@@ -5136,7 +5352,6 @@
                 <w:rFonts w:ascii="Calibri" w:cs="Calibri" w:eastAsia="Calibri" w:hAnsi="Calibri"/>
                 <w:b w:val="false"/>
                 <w:bCs w:val="false"/>
-                <w:color w:val="000000"/>
                 <w:sz w:val="20"/>
                 <w:szCs w:val="20"/>
               </w:rPr>
@@ -5167,11 +5382,10 @@
                 <w:rFonts w:ascii="Calibri" w:cs="Calibri" w:eastAsia="Calibri" w:hAnsi="Calibri"/>
                 <w:b w:val="false"/>
                 <w:bCs w:val="false"/>
-                <w:color w:val="000000"/>
-                <w:sz w:val="20"/>
-                <w:szCs w:val="20"/>
-              </w:rPr>
-              <w:t xml:space="preserve">Alle Anlässe sehen, freigeben oder ablehnen, Personen suchen</w:t>
+                <w:sz w:val="20"/>
+                <w:szCs w:val="20"/>
+              </w:rPr>
+              <w:t xml:space="preserve">Alle Anlässe sehen, freigeben oder ablehnen</w:t>
             </w:r>
           </w:p>
         </w:tc>
@@ -5198,11 +5412,10 @@
                 <w:rFonts w:ascii="Calibri" w:cs="Calibri" w:eastAsia="Calibri" w:hAnsi="Calibri"/>
                 <w:b w:val="false"/>
                 <w:bCs w:val="false"/>
-                <w:color w:val="000000"/>
-                <w:sz w:val="20"/>
-                <w:szCs w:val="20"/>
-              </w:rPr>
-              <w:t xml:space="preserve">Benutzer verwalten, Sperrzeiten setzen, Systemeinstellungen ändern</w:t>
+                <w:sz w:val="20"/>
+                <w:szCs w:val="20"/>
+              </w:rPr>
+              <w:t xml:space="preserve">Benutzer verwalten, Sperrzeiten setzen</w:t>
             </w:r>
           </w:p>
         </w:tc>
@@ -5231,7 +5444,6 @@
                 <w:rFonts w:ascii="Calibri" w:cs="Calibri" w:eastAsia="Calibri" w:hAnsi="Calibri"/>
                 <w:b w:val="false"/>
                 <w:bCs w:val="false"/>
-                <w:color w:val="000000"/>
                 <w:sz w:val="20"/>
                 <w:szCs w:val="20"/>
               </w:rPr>
@@ -5262,11 +5474,10 @@
                 <w:rFonts w:ascii="Calibri" w:cs="Calibri" w:eastAsia="Calibri" w:hAnsi="Calibri"/>
                 <w:b w:val="false"/>
                 <w:bCs w:val="false"/>
-                <w:color w:val="000000"/>
-                <w:sz w:val="20"/>
-                <w:szCs w:val="20"/>
-              </w:rPr>
-              <w:t xml:space="preserve">Alles — Benutzer, Rollen, Sperrzeiten, Archivierung, DSG-Prozesse</w:t>
+                <w:sz w:val="20"/>
+                <w:szCs w:val="20"/>
+              </w:rPr>
+              <w:t xml:space="preserve">Alles — Benutzer, Rollen, Sperrzeiten, Archivierung, DSG</w:t>
             </w:r>
           </w:p>
         </w:tc>
@@ -5293,7 +5504,6 @@
                 <w:rFonts w:ascii="Calibri" w:cs="Calibri" w:eastAsia="Calibri" w:hAnsi="Calibri"/>
                 <w:b w:val="false"/>
                 <w:bCs w:val="false"/>
-                <w:color w:val="000000"/>
                 <w:sz w:val="20"/>
                 <w:szCs w:val="20"/>
               </w:rPr>
@@ -5328,7 +5538,7 @@
           <w:sz w:val="20"/>
           <w:szCs w:val="20"/>
         </w:rPr>
-        <w:t xml:space="preserve">ℹ Eine Person kann mehrere Rollen haben. Self-Approval ist immer verboten — wer einen Anlass erstellt hat, kann ihn nie selbst freigeben, auch nicht als Admin.</w:t>
+        <w:t xml:space="preserve">ℹ Self-Approval ist immer verboten — wer einen Anlass erstellt hat, kann ihn nie selbst freigeben, auch nicht als Admin.</w:t>
       </w:r>
     </w:p>
     <w:p>
@@ -5387,7 +5597,7 @@
           <w:sz w:val="22"/>
           <w:szCs w:val="22"/>
         </w:rPr>
-        <w:t xml:space="preserve">Person aus der Personenliste auswählen (oder zuerst neue Person erfassen)</w:t>
+        <w:t xml:space="preserve">Person auswählen oder neu erfassen</w:t>
       </w:r>
     </w:p>
     <w:p>
@@ -5404,7 +5614,7 @@
           <w:sz w:val="22"/>
           <w:szCs w:val="22"/>
         </w:rPr>
-        <w:t xml:space="preserve">E-Mail-Adresse eingeben (wird als Login verwendet)</w:t>
+        <w:t xml:space="preserve">E-Mail, temporäres Passwort und Rolle(n) eingeben</w:t>
       </w:r>
     </w:p>
     <w:p>
@@ -5421,7 +5631,32 @@
           <w:sz w:val="22"/>
           <w:szCs w:val="22"/>
         </w:rPr>
-        <w:t xml:space="preserve">Temporäres Passwort setzen (Person sollte es beim ersten Login ändern)</w:t>
+        <w:t xml:space="preserve">Speichern</w:t>
+      </w:r>
+    </w:p>
+    <w:p>
+      <w:pPr>
+        <w:spacing w:after="80"/>
+      </w:pPr>
+      <w:r>
+        <w:t xml:space="preserve"/>
+      </w:r>
+    </w:p>
+    <w:p>
+      <w:pPr>
+        <w:pStyle w:val="Heading2"/>
+        <w:spacing w:after="80" w:before="240"/>
+      </w:pPr>
+      <w:r>
+        <w:rPr>
+          <w:rFonts w:ascii="Calibri" w:cs="Calibri" w:eastAsia="Calibri" w:hAnsi="Calibri"/>
+          <w:b/>
+          <w:bCs/>
+          <w:color w:val="3A6B8A"/>
+          <w:sz w:val="24"/>
+          <w:szCs w:val="24"/>
+        </w:rPr>
+        <w:t xml:space="preserve">7.3 Benutzer deaktivieren</w:t>
       </w:r>
     </w:p>
     <w:p>
@@ -5438,7 +5673,52 @@
           <w:sz w:val="22"/>
           <w:szCs w:val="22"/>
         </w:rPr>
-        <w:t xml:space="preserve">Rolle(n) zuweisen</w:t>
+        <w:t xml:space="preserve">Admin-Bereich → Benutzer → Person suchen → "Deaktivieren"</w:t>
+      </w:r>
+    </w:p>
+    <w:p>
+      <w:pPr>
+        <w:pBdr>
+          <w:left w:val="single" w:color="3A6B8A" w:sz="6" w:space="8"/>
+        </w:pBdr>
+        <w:spacing w:after="120" w:before="60"/>
+        <w:ind w:left="360"/>
+      </w:pPr>
+      <w:r>
+        <w:rPr>
+          <w:rFonts w:ascii="Calibri" w:cs="Calibri" w:eastAsia="Calibri" w:hAnsi="Calibri"/>
+          <w:i/>
+          <w:iCs/>
+          <w:color w:val="1A5276"/>
+          <w:sz w:val="20"/>
+          <w:szCs w:val="20"/>
+        </w:rPr>
+        <w:t xml:space="preserve">ℹ Deaktivieren statt löschen bewahrt die Datenintegrität.</w:t>
+      </w:r>
+    </w:p>
+    <w:p>
+      <w:pPr>
+        <w:spacing w:after="80"/>
+      </w:pPr>
+      <w:r>
+        <w:t xml:space="preserve"/>
+      </w:r>
+    </w:p>
+    <w:p>
+      <w:pPr>
+        <w:pStyle w:val="Heading2"/>
+        <w:spacing w:after="80" w:before="240"/>
+      </w:pPr>
+      <w:r>
+        <w:rPr>
+          <w:rFonts w:ascii="Calibri" w:cs="Calibri" w:eastAsia="Calibri" w:hAnsi="Calibri"/>
+          <w:b/>
+          <w:bCs/>
+          <w:color w:val="3A6B8A"/>
+          <w:sz w:val="24"/>
+          <w:szCs w:val="24"/>
+        </w:rPr>
+        <w:t xml:space="preserve">7.4 Passwort zurücksetzen</w:t>
       </w:r>
     </w:p>
     <w:p>
@@ -5455,27 +5735,7 @@
           <w:sz w:val="22"/>
           <w:szCs w:val="22"/>
         </w:rPr>
-        <w:t xml:space="preserve">Speichern</w:t>
-      </w:r>
-    </w:p>
-    <w:p>
-      <w:pPr>
-        <w:pBdr>
-          <w:left w:val="single" w:color="3A6B8A" w:sz="6" w:space="8"/>
-        </w:pBdr>
-        <w:spacing w:after="120" w:before="60"/>
-        <w:ind w:left="360"/>
-      </w:pPr>
-      <w:r>
-        <w:rPr>
-          <w:rFonts w:ascii="Calibri" w:cs="Calibri" w:eastAsia="Calibri" w:hAnsi="Calibri"/>
-          <w:i/>
-          <w:iCs/>
-          <w:color w:val="1A5276"/>
-          <w:sz w:val="20"/>
-          <w:szCs w:val="20"/>
-        </w:rPr>
-        <w:t xml:space="preserve">ℹ Benutzername ist immer die E-Mail-Adresse. Mehrere Rollen sind möglich.</w:t>
+        <w:t xml:space="preserve">Admin-Bereich → Benutzer → Person suchen → "Passwort zurücksetzen"</w:t>
       </w:r>
     </w:p>
     <w:p>
@@ -5500,20 +5760,7 @@
           <w:sz w:val="24"/>
           <w:szCs w:val="24"/>
         </w:rPr>
-        <w:t xml:space="preserve">7.3 Benutzer deaktivieren</w:t>
-      </w:r>
-    </w:p>
-    <w:p>
-      <w:pPr>
-        <w:spacing w:after="120"/>
-      </w:pPr>
-      <w:r>
-        <w:rPr>
-          <w:rFonts w:ascii="Calibri" w:cs="Calibri" w:eastAsia="Calibri" w:hAnsi="Calibri"/>
-          <w:sz w:val="22"/>
-          <w:szCs w:val="22"/>
-        </w:rPr>
-        <w:t xml:space="preserve">Deaktivierte Benutzer können sich nicht mehr einloggen, ihre Daten bleiben erhalten:</w:t>
+        <w:t xml:space="preserve">7.5 Sperrzeiten verwalten</w:t>
       </w:r>
     </w:p>
     <w:p>
@@ -5530,7 +5777,7 @@
           <w:sz w:val="22"/>
           <w:szCs w:val="22"/>
         </w:rPr>
-        <w:t xml:space="preserve">Admin-Bereich → Benutzer → Person suchen</w:t>
+        <w:t xml:space="preserve">Admin-Bereich → Sperrzeiten → Neue Sperrzeit</w:t>
       </w:r>
     </w:p>
     <w:p>
@@ -5547,243 +5794,7 @@
           <w:sz w:val="22"/>
           <w:szCs w:val="22"/>
         </w:rPr>
-        <w:t xml:space="preserve">Schaltfläche "Deaktivieren" klicken</w:t>
-      </w:r>
-    </w:p>
-    <w:p>
-      <w:pPr>
-        <w:pStyle w:val="ListParagraph"/>
-        <w:numPr>
-          <w:ilvl w:val="0"/>
-          <w:numId w:val="3"/>
-        </w:numPr>
-      </w:pPr>
-      <w:r>
-        <w:rPr>
-          <w:rFonts w:ascii="Calibri" w:cs="Calibri" w:eastAsia="Calibri" w:hAnsi="Calibri"/>
-          <w:sz w:val="22"/>
-          <w:szCs w:val="22"/>
-        </w:rPr>
-        <w:t xml:space="preserve">Bestätigung</w:t>
-      </w:r>
-    </w:p>
-    <w:p>
-      <w:pPr>
-        <w:pBdr>
-          <w:left w:val="single" w:color="3A6B8A" w:sz="6" w:space="8"/>
-        </w:pBdr>
-        <w:spacing w:after="120" w:before="60"/>
-        <w:ind w:left="360"/>
-      </w:pPr>
-      <w:r>
-        <w:rPr>
-          <w:rFonts w:ascii="Calibri" w:cs="Calibri" w:eastAsia="Calibri" w:hAnsi="Calibri"/>
-          <w:i/>
-          <w:iCs/>
-          <w:color w:val="1A5276"/>
-          <w:sz w:val="20"/>
-          <w:szCs w:val="20"/>
-        </w:rPr>
-        <w:t xml:space="preserve">ℹ Deaktivieren statt löschen bewahrt die Datenintegrität (Anlass-History etc.).</w:t>
-      </w:r>
-    </w:p>
-    <w:p>
-      <w:pPr>
-        <w:spacing w:after="80"/>
-      </w:pPr>
-      <w:r>
-        <w:t xml:space="preserve"/>
-      </w:r>
-    </w:p>
-    <w:p>
-      <w:pPr>
-        <w:pStyle w:val="Heading2"/>
-        <w:spacing w:after="80" w:before="240"/>
-      </w:pPr>
-      <w:r>
-        <w:rPr>
-          <w:rFonts w:ascii="Calibri" w:cs="Calibri" w:eastAsia="Calibri" w:hAnsi="Calibri"/>
-          <w:b/>
-          <w:bCs/>
-          <w:color w:val="3A6B8A"/>
-          <w:sz w:val="24"/>
-          <w:szCs w:val="24"/>
-        </w:rPr>
-        <w:t xml:space="preserve">7.4 Passwort zurücksetzen</w:t>
-      </w:r>
-    </w:p>
-    <w:p>
-      <w:pPr>
-        <w:pStyle w:val="ListParagraph"/>
-        <w:numPr>
-          <w:ilvl w:val="0"/>
-          <w:numId w:val="3"/>
-        </w:numPr>
-      </w:pPr>
-      <w:r>
-        <w:rPr>
-          <w:rFonts w:ascii="Calibri" w:cs="Calibri" w:eastAsia="Calibri" w:hAnsi="Calibri"/>
-          <w:sz w:val="22"/>
-          <w:szCs w:val="22"/>
-        </w:rPr>
-        <w:t xml:space="preserve">Admin-Bereich → Benutzer → Person suchen</w:t>
-      </w:r>
-    </w:p>
-    <w:p>
-      <w:pPr>
-        <w:pStyle w:val="ListParagraph"/>
-        <w:numPr>
-          <w:ilvl w:val="0"/>
-          <w:numId w:val="3"/>
-        </w:numPr>
-      </w:pPr>
-      <w:r>
-        <w:rPr>
-          <w:rFonts w:ascii="Calibri" w:cs="Calibri" w:eastAsia="Calibri" w:hAnsi="Calibri"/>
-          <w:sz w:val="22"/>
-          <w:szCs w:val="22"/>
-        </w:rPr>
-        <w:t xml:space="preserve">Schaltfläche "Passwort zurücksetzen" klicken</w:t>
-      </w:r>
-    </w:p>
-    <w:p>
-      <w:pPr>
-        <w:pStyle w:val="ListParagraph"/>
-        <w:numPr>
-          <w:ilvl w:val="0"/>
-          <w:numId w:val="3"/>
-        </w:numPr>
-      </w:pPr>
-      <w:r>
-        <w:rPr>
-          <w:rFonts w:ascii="Calibri" w:cs="Calibri" w:eastAsia="Calibri" w:hAnsi="Calibri"/>
-          <w:sz w:val="22"/>
-          <w:szCs w:val="22"/>
-        </w:rPr>
-        <w:t xml:space="preserve">Neues temporäres Passwort eingeben</w:t>
-      </w:r>
-    </w:p>
-    <w:p>
-      <w:pPr>
-        <w:pStyle w:val="ListParagraph"/>
-        <w:numPr>
-          <w:ilvl w:val="0"/>
-          <w:numId w:val="3"/>
-        </w:numPr>
-      </w:pPr>
-      <w:r>
-        <w:rPr>
-          <w:rFonts w:ascii="Calibri" w:cs="Calibri" w:eastAsia="Calibri" w:hAnsi="Calibri"/>
-          <w:sz w:val="22"/>
-          <w:szCs w:val="22"/>
-        </w:rPr>
-        <w:t xml:space="preserve">Passwort sicher an die Person übermitteln</w:t>
-      </w:r>
-    </w:p>
-    <w:p>
-      <w:pPr>
-        <w:spacing w:after="80"/>
-      </w:pPr>
-      <w:r>
-        <w:t xml:space="preserve"/>
-      </w:r>
-    </w:p>
-    <w:p>
-      <w:pPr>
-        <w:pStyle w:val="Heading2"/>
-        <w:spacing w:after="80" w:before="240"/>
-      </w:pPr>
-      <w:r>
-        <w:rPr>
-          <w:rFonts w:ascii="Calibri" w:cs="Calibri" w:eastAsia="Calibri" w:hAnsi="Calibri"/>
-          <w:b/>
-          <w:bCs/>
-          <w:color w:val="3A6B8A"/>
-          <w:sz w:val="24"/>
-          <w:szCs w:val="24"/>
-        </w:rPr>
-        <w:t xml:space="preserve">7.5 Sperrzeiten verwalten</w:t>
-      </w:r>
-    </w:p>
-    <w:p>
-      <w:pPr>
-        <w:spacing w:after="120"/>
-      </w:pPr>
-      <w:r>
-        <w:rPr>
-          <w:rFonts w:ascii="Calibri" w:cs="Calibri" w:eastAsia="Calibri" w:hAnsi="Calibri"/>
-          <w:sz w:val="22"/>
-          <w:szCs w:val="22"/>
-        </w:rPr>
-        <w:t xml:space="preserve">Sperrzeiten verhindern, dass in einem Zeitraum Anlässe bestätigt werden können. Nur Admins können Sperrzeiten setzen und aufheben:</w:t>
-      </w:r>
-    </w:p>
-    <w:p>
-      <w:pPr>
-        <w:pStyle w:val="ListParagraph"/>
-        <w:numPr>
-          <w:ilvl w:val="0"/>
-          <w:numId w:val="3"/>
-        </w:numPr>
-      </w:pPr>
-      <w:r>
-        <w:rPr>
-          <w:rFonts w:ascii="Calibri" w:cs="Calibri" w:eastAsia="Calibri" w:hAnsi="Calibri"/>
-          <w:sz w:val="22"/>
-          <w:szCs w:val="22"/>
-        </w:rPr>
-        <w:t xml:space="preserve">Admin-Bereich → Sperrzeiten → Neue Sperrzeit</w:t>
-      </w:r>
-    </w:p>
-    <w:p>
-      <w:pPr>
-        <w:pStyle w:val="ListParagraph"/>
-        <w:numPr>
-          <w:ilvl w:val="0"/>
-          <w:numId w:val="3"/>
-        </w:numPr>
-      </w:pPr>
-      <w:r>
-        <w:rPr>
-          <w:rFonts w:ascii="Calibri" w:cs="Calibri" w:eastAsia="Calibri" w:hAnsi="Calibri"/>
-          <w:sz w:val="22"/>
-          <w:szCs w:val="22"/>
-        </w:rPr>
-        <w:t xml:space="preserve">Zeitraum und Grund eingeben</w:t>
-      </w:r>
-    </w:p>
-    <w:p>
-      <w:pPr>
-        <w:pStyle w:val="ListParagraph"/>
-        <w:numPr>
-          <w:ilvl w:val="0"/>
-          <w:numId w:val="3"/>
-        </w:numPr>
-      </w:pPr>
-      <w:r>
-        <w:rPr>
-          <w:rFonts w:ascii="Calibri" w:cs="Calibri" w:eastAsia="Calibri" w:hAnsi="Calibri"/>
-          <w:sz w:val="22"/>
-          <w:szCs w:val="22"/>
-        </w:rPr>
-        <w:t xml:space="preserve">Optional: nur für bestimmte Räume (leer = systemweit)</w:t>
-      </w:r>
-    </w:p>
-    <w:p>
-      <w:pPr>
-        <w:pStyle w:val="ListParagraph"/>
-        <w:numPr>
-          <w:ilvl w:val="0"/>
-          <w:numId w:val="3"/>
-        </w:numPr>
-      </w:pPr>
-      <w:r>
-        <w:rPr>
-          <w:rFonts w:ascii="Calibri" w:cs="Calibri" w:eastAsia="Calibri" w:hAnsi="Calibri"/>
-          <w:sz w:val="22"/>
-          <w:szCs w:val="22"/>
-        </w:rPr>
-        <w:t xml:space="preserve">Speichern</w:t>
+        <w:t xml:space="preserve">Zeitraum, Grund, optional spezifische Räume eingeben</w:t>
       </w:r>
     </w:p>
     <w:p>
@@ -5803,7 +5814,7 @@
           <w:sz w:val="20"/>
           <w:szCs w:val="20"/>
         </w:rPr>
-        <w:t xml:space="preserve">⚠ Bestehende bestätigte Anlässe in der Sperrzeit werden nicht automatisch abgesagt — das muss manuell erfolgen.</w:t>
+        <w:t xml:space="preserve">⚠ Bestehende bestätigte Anlässe werden nicht automatisch abgesagt.</w:t>
       </w:r>
     </w:p>
     <w:p>
@@ -5875,7 +5886,6 @@
                 <w:rFonts w:ascii="Calibri" w:cs="Calibri" w:eastAsia="Calibri" w:hAnsi="Calibri"/>
                 <w:b/>
                 <w:bCs/>
-                <w:color w:val="000000"/>
                 <w:sz w:val="20"/>
                 <w:szCs w:val="20"/>
               </w:rPr>
@@ -5906,7 +5916,6 @@
                 <w:rFonts w:ascii="Calibri" w:cs="Calibri" w:eastAsia="Calibri" w:hAnsi="Calibri"/>
                 <w:b/>
                 <w:bCs/>
-                <w:color w:val="000000"/>
                 <w:sz w:val="20"/>
                 <w:szCs w:val="20"/>
               </w:rPr>
@@ -5937,7 +5946,6 @@
                 <w:rFonts w:ascii="Calibri" w:cs="Calibri" w:eastAsia="Calibri" w:hAnsi="Calibri"/>
                 <w:b/>
                 <w:bCs/>
-                <w:color w:val="000000"/>
                 <w:sz w:val="20"/>
                 <w:szCs w:val="20"/>
               </w:rPr>
@@ -5970,7 +5978,6 @@
                 <w:rFonts w:ascii="Calibri" w:cs="Calibri" w:eastAsia="Calibri" w:hAnsi="Calibri"/>
                 <w:b w:val="false"/>
                 <w:bCs w:val="false"/>
-                <w:color w:val="000000"/>
                 <w:sz w:val="20"/>
                 <w:szCs w:val="20"/>
               </w:rPr>
@@ -6001,7 +6008,6 @@
                 <w:rFonts w:ascii="Calibri" w:cs="Calibri" w:eastAsia="Calibri" w:hAnsi="Calibri"/>
                 <w:b w:val="false"/>
                 <w:bCs w:val="false"/>
-                <w:color w:val="000000"/>
                 <w:sz w:val="20"/>
                 <w:szCs w:val="20"/>
               </w:rPr>
@@ -6032,7 +6038,6 @@
                 <w:rFonts w:ascii="Calibri" w:cs="Calibri" w:eastAsia="Calibri" w:hAnsi="Calibri"/>
                 <w:b w:val="false"/>
                 <w:bCs w:val="false"/>
-                <w:color w:val="000000"/>
                 <w:sz w:val="20"/>
                 <w:szCs w:val="20"/>
               </w:rPr>
@@ -6065,7 +6070,6 @@
                 <w:rFonts w:ascii="Calibri" w:cs="Calibri" w:eastAsia="Calibri" w:hAnsi="Calibri"/>
                 <w:b w:val="false"/>
                 <w:bCs w:val="false"/>
-                <w:color w:val="000000"/>
                 <w:sz w:val="20"/>
                 <w:szCs w:val="20"/>
               </w:rPr>
@@ -6096,11 +6100,10 @@
                 <w:rFonts w:ascii="Calibri" w:cs="Calibri" w:eastAsia="Calibri" w:hAnsi="Calibri"/>
                 <w:b w:val="false"/>
                 <w:bCs w:val="false"/>
-                <w:color w:val="000000"/>
-                <w:sz w:val="20"/>
-                <w:szCs w:val="20"/>
-              </w:rPr>
-              <w:t xml:space="preserve">Technischer Betreiber + Kirchgemeinde-Leitung</w:t>
+                <w:sz w:val="20"/>
+                <w:szCs w:val="20"/>
+              </w:rPr>
+              <w:t xml:space="preserve">Betreiber + Kirchgemeinde-Leitung</w:t>
             </w:r>
           </w:p>
         </w:tc>
@@ -6127,7 +6130,6 @@
                 <w:rFonts w:ascii="Calibri" w:cs="Calibri" w:eastAsia="Calibri" w:hAnsi="Calibri"/>
                 <w:b w:val="false"/>
                 <w:bCs w:val="false"/>
-                <w:color w:val="000000"/>
                 <w:sz w:val="20"/>
                 <w:szCs w:val="20"/>
               </w:rPr>
@@ -6160,7 +6162,6 @@
                 <w:rFonts w:ascii="Calibri" w:cs="Calibri" w:eastAsia="Calibri" w:hAnsi="Calibri"/>
                 <w:b w:val="false"/>
                 <w:bCs w:val="false"/>
-                <w:color w:val="000000"/>
                 <w:sz w:val="20"/>
                 <w:szCs w:val="20"/>
               </w:rPr>
@@ -6191,11 +6192,10 @@
                 <w:rFonts w:ascii="Calibri" w:cs="Calibri" w:eastAsia="Calibri" w:hAnsi="Calibri"/>
                 <w:b w:val="false"/>
                 <w:bCs w:val="false"/>
-                <w:color w:val="000000"/>
-                <w:sz w:val="20"/>
-                <w:szCs w:val="20"/>
-              </w:rPr>
-              <w:t xml:space="preserve">Administrator der Kirchgemeinde</w:t>
+                <w:sz w:val="20"/>
+                <w:szCs w:val="20"/>
+              </w:rPr>
+              <w:t xml:space="preserve">Administrator</w:t>
             </w:r>
           </w:p>
         </w:tc>
@@ -6222,7 +6222,6 @@
                 <w:rFonts w:ascii="Calibri" w:cs="Calibri" w:eastAsia="Calibri" w:hAnsi="Calibri"/>
                 <w:b w:val="false"/>
                 <w:bCs w:val="false"/>
-                <w:color w:val="000000"/>
                 <w:sz w:val="20"/>
                 <w:szCs w:val="20"/>
               </w:rPr>
@@ -6255,7 +6254,6 @@
                 <w:rFonts w:ascii="Calibri" w:cs="Calibri" w:eastAsia="Calibri" w:hAnsi="Calibri"/>
                 <w:b w:val="false"/>
                 <w:bCs w:val="false"/>
-                <w:color w:val="000000"/>
                 <w:sz w:val="20"/>
                 <w:szCs w:val="20"/>
               </w:rPr>
@@ -6286,7 +6284,6 @@
                 <w:rFonts w:ascii="Calibri" w:cs="Calibri" w:eastAsia="Calibri" w:hAnsi="Calibri"/>
                 <w:b w:val="false"/>
                 <w:bCs w:val="false"/>
-                <w:color w:val="000000"/>
                 <w:sz w:val="20"/>
                 <w:szCs w:val="20"/>
               </w:rPr>
@@ -6317,7 +6314,6 @@
                 <w:rFonts w:ascii="Calibri" w:cs="Calibri" w:eastAsia="Calibri" w:hAnsi="Calibri"/>
                 <w:b w:val="false"/>
                 <w:bCs w:val="false"/>
-                <w:color w:val="000000"/>
                 <w:sz w:val="20"/>
                 <w:szCs w:val="20"/>
               </w:rPr>
@@ -6352,7 +6348,7 @@
           <w:sz w:val="20"/>
           <w:szCs w:val="20"/>
         </w:rPr>
-        <w:t xml:space="preserve">⚠ Bei einem Sicherheitsvorfall (Datenleck, unberechtigter Zugriff) muss die betroffene Kirchgemeinde gemäss DSG Art. 24 den EDÖB benachrichtigen, wenn ein hohes Risiko für betroffene Personen besteht.</w:t>
+        <w:t xml:space="preserve">⚠ Bei Sicherheitsvorfall (Datenleck, unberechtigter Zugriff): Kirchgemeinde muss gemäss DSG Art. 24 den EDÖB benachrichtigen bei hohem Risiko für betroffene Personen.</w:t>
       </w:r>
     </w:p>
     <w:p>
@@ -6380,7 +6376,7 @@
           <w:sz w:val="18"/>
           <w:szCs w:val="18"/>
         </w:rPr>
-        <w:t xml:space="preserve">Betriebshandbuch V1.0  |  Erstellt mit KI-Unterstützung (Claude, Anthropic)</w:t>
+        <w:t xml:space="preserve">Betriebshandbuch V1.1  |  Erstellt mit KI-Unterstützung (Claude, Anthropic)</w:t>
       </w:r>
     </w:p>
     <w:sectPr>
